--- a/pi/Raspberry Pi tasks - Angel Velazquez.docx
+++ b/pi/Raspberry Pi tasks - Angel Velazquez.docx
@@ -134,6 +134,26 @@
       </w:r>
       <w:r>
         <w:t xml:space="preserve"> with a short Python program (about 30 lines, all given below), so the app can show past sessions.</w:t>
+      </w:r>
+    </w:p>
+    <w:p>
+      <w:pPr>
+        <w:pStyle w:val="ListParagraph"/>
+        <w:numPr>
+          <w:ilvl w:val="0"/>
+          <w:numId w:val="2"/>
+        </w:numPr>
+        <w:spacing w:after="60" w:line="276"/>
+      </w:pPr>
+      <w:r>
+        <w:rPr>
+          <w:b/>
+          <w:bCs/>
+        </w:rPr>
+        <w:t xml:space="preserve">Learn what is normal for the user</w:t>
+      </w:r>
+      <w:r>
+        <w:t xml:space="preserve"> and warn them in real time when they go above it: on the desk's LCD and buzzer and in the app (Step 6, an upgrade of the same program).</w:t>
       </w:r>
     </w:p>
     <w:p>
@@ -727,7 +747,7 @@
           </w:tcPr>
           <w:p>
             <w:r>
-              <w:t xml:space="preserve">7</w:t>
+              <w:t xml:space="preserve">6-7</w:t>
             </w:r>
           </w:p>
         </w:tc>
@@ -749,7 +769,7 @@
           </w:tcPr>
           <w:p>
             <w:r>
-              <w:t xml:space="preserve">Test everything together with Mehdi and Adam.</w:t>
+              <w:t xml:space="preserve">Step 6: personal limits and real-time warnings.</w:t>
             </w:r>
           </w:p>
         </w:tc>
@@ -771,7 +791,7 @@
           </w:tcPr>
           <w:p>
             <w:r>
-              <w:t xml:space="preserve">The full demo works</w:t>
+              <w:t xml:space="preserve">An alert arrives with the demo data</w:t>
             </w:r>
           </w:p>
         </w:tc>
@@ -798,7 +818,7 @@
           </w:tcPr>
           <w:p>
             <w:r>
-              <w:t xml:space="preserve">8-9</w:t>
+              <w:t xml:space="preserve">7</w:t>
             </w:r>
           </w:p>
         </w:tc>
@@ -820,7 +840,7 @@
           </w:tcPr>
           <w:p>
             <w:r>
-              <w:t xml:space="preserve">Fix problems; optional extras if there is time; help with the demo.</w:t>
+              <w:t xml:space="preserve">Test everything together with Mehdi and Adam.</w:t>
             </w:r>
           </w:p>
         </w:tc>
@@ -842,6 +862,77 @@
           </w:tcPr>
           <w:p>
             <w:r>
+              <w:t xml:space="preserve">The full demo works</w:t>
+            </w:r>
+          </w:p>
+        </w:tc>
+      </w:tr>
+      <w:tr>
+        <w:trPr>
+          <w:tblHeader w:val="false"/>
+        </w:trPr>
+        <w:tc>
+          <w:tcPr>
+            <w:tcW w:type="dxa" w:w="900"/>
+            <w:tcBorders>
+              <w:top w:val="single" w:color="999999" w:sz="4"/>
+              <w:left w:val="single" w:color="999999" w:sz="4"/>
+              <w:bottom w:val="single" w:color="999999" w:sz="4"/>
+              <w:right w:val="single" w:color="999999" w:sz="4"/>
+            </w:tcBorders>
+            <w:tcMar>
+              <w:top w:type="dxa" w:w="40"/>
+              <w:left w:type="dxa" w:w="100"/>
+              <w:bottom w:type="dxa" w:w="40"/>
+              <w:right w:type="dxa" w:w="100"/>
+            </w:tcMar>
+          </w:tcPr>
+          <w:p>
+            <w:r>
+              <w:t xml:space="preserve">8-9</w:t>
+            </w:r>
+          </w:p>
+        </w:tc>
+        <w:tc>
+          <w:tcPr>
+            <w:tcW w:type="dxa" w:w="5640"/>
+            <w:tcBorders>
+              <w:top w:val="single" w:color="999999" w:sz="4"/>
+              <w:left w:val="single" w:color="999999" w:sz="4"/>
+              <w:bottom w:val="single" w:color="999999" w:sz="4"/>
+              <w:right w:val="single" w:color="999999" w:sz="4"/>
+            </w:tcBorders>
+            <w:tcMar>
+              <w:top w:type="dxa" w:w="40"/>
+              <w:left w:type="dxa" w:w="100"/>
+              <w:bottom w:type="dxa" w:w="40"/>
+              <w:right w:type="dxa" w:w="100"/>
+            </w:tcMar>
+          </w:tcPr>
+          <w:p>
+            <w:r>
+              <w:t xml:space="preserve">Fix problems; optional extras if there is time; help with the demo.</w:t>
+            </w:r>
+          </w:p>
+        </w:tc>
+        <w:tc>
+          <w:tcPr>
+            <w:tcW w:type="dxa" w:w="3100"/>
+            <w:tcBorders>
+              <w:top w:val="single" w:color="999999" w:sz="4"/>
+              <w:left w:val="single" w:color="999999" w:sz="4"/>
+              <w:bottom w:val="single" w:color="999999" w:sz="4"/>
+              <w:right w:val="single" w:color="999999" w:sz="4"/>
+            </w:tcBorders>
+            <w:tcMar>
+              <w:top w:type="dxa" w:w="40"/>
+              <w:left w:type="dxa" w:w="100"/>
+              <w:bottom w:type="dxa" w:w="40"/>
+              <w:right w:type="dxa" w:w="100"/>
+            </w:tcMar>
+          </w:tcPr>
+          <w:p>
+            <w:r>
               <w:t xml:space="preserve">Final demo</w:t>
             </w:r>
           </w:p>
@@ -866,7 +957,7 @@
         <w:spacing w:after="140" w:line="276"/>
       </w:pPr>
       <w:r>
-        <w:t xml:space="preserve">The Arduino sends two kinds of messages. Think of a </w:t>
+        <w:t xml:space="preserve">There are three kinds of messages: the Arduino sends the first two, and the Pi sends the third. Think of a </w:t>
       </w:r>
       <w:r>
         <w:rPr>
@@ -1064,6 +1155,71 @@
           </w:p>
         </w:tc>
       </w:tr>
+      <w:tr>
+        <w:trPr>
+          <w:tblHeader w:val="false"/>
+        </w:trPr>
+        <w:tc>
+          <w:tcPr>
+            <w:tcW w:type="dxa" w:w="2300"/>
+            <w:tcBorders>
+              <w:top w:val="single" w:color="999999" w:sz="4"/>
+              <w:left w:val="single" w:color="999999" w:sz="4"/>
+              <w:bottom w:val="single" w:color="999999" w:sz="4"/>
+              <w:right w:val="single" w:color="999999" w:sz="4"/>
+            </w:tcBorders>
+            <w:tcMar>
+              <w:top w:type="dxa" w:w="40"/>
+              <w:left w:type="dxa" w:w="100"/>
+              <w:bottom w:type="dxa" w:w="40"/>
+              <w:right w:type="dxa" w:w="100"/>
+            </w:tcMar>
+          </w:tcPr>
+          <w:p>
+            <w:r>
+              <w:rPr>
+                <w:rFonts w:ascii="Consolas" w:cs="Consolas" w:eastAsia="Consolas" w:hAnsi="Consolas"/>
+                <w:color w:val="8A1C1C"/>
+                <w:sz w:val="20"/>
+                <w:szCs w:val="20"/>
+              </w:rPr>
+              <w:t xml:space="preserve">sdg/alerts</w:t>
+            </w:r>
+          </w:p>
+        </w:tc>
+        <w:tc>
+          <w:tcPr>
+            <w:tcW w:type="dxa" w:w="7340"/>
+            <w:tcBorders>
+              <w:top w:val="single" w:color="999999" w:sz="4"/>
+              <w:left w:val="single" w:color="999999" w:sz="4"/>
+              <w:bottom w:val="single" w:color="999999" w:sz="4"/>
+              <w:right w:val="single" w:color="999999" w:sz="4"/>
+            </w:tcBorders>
+            <w:tcMar>
+              <w:top w:type="dxa" w:w="40"/>
+              <w:left w:type="dxa" w:w="100"/>
+              <w:bottom w:type="dxa" w:w="40"/>
+              <w:right w:type="dxa" w:w="100"/>
+            </w:tcMar>
+          </w:tcPr>
+          <w:p>
+            <w:r>
+              <w:t xml:space="preserve">Sent by the </w:t>
+            </w:r>
+            <w:r>
+              <w:rPr>
+                <w:b/>
+                <w:bCs/>
+              </w:rPr>
+              <w:t xml:space="preserve">Pi</w:t>
+            </w:r>
+            <w:r>
+              <w:t xml:space="preserve"> when a reading is above the user's personal normal (see the personal limits step).</w:t>
+            </w:r>
+          </w:p>
+        </w:tc>
+      </w:tr>
     </w:tbl>
     <w:p>
       <w:pPr>
@@ -1118,6 +1274,21 @@
     <w:p>
       <w:pPr>
         <w:shd w:fill="F2F2F2" w:color="auto" w:val="clear"/>
+        <w:spacing w:after="0" w:before="0" w:line="240"/>
+        <w:ind w:left="200"/>
+      </w:pPr>
+      <w:r>
+        <w:rPr>
+          <w:rFonts w:ascii="Consolas" w:cs="Consolas" w:eastAsia="Consolas" w:hAnsi="Consolas"/>
+          <w:sz w:val="18"/>
+          <w:szCs w:val="18"/>
+        </w:rPr>
+        <w:t xml:space="preserve">sdg/session    {"event": "stop", "duration_s": 2710}</w:t>
+      </w:r>
+    </w:p>
+    <w:p>
+      <w:pPr>
+        <w:shd w:fill="F2F2F2" w:color="auto" w:val="clear"/>
         <w:spacing w:after="160" w:before="0" w:line="240"/>
         <w:ind w:left="200"/>
       </w:pPr>
@@ -1127,7 +1298,7 @@
           <w:sz w:val="18"/>
           <w:szCs w:val="18"/>
         </w:rPr>
-        <w:t xml:space="preserve">sdg/session    {"event": "stop", "duration_s": 2710}</w:t>
+        <w:t xml:space="preserve">sdg/alerts     {"type": "sitting", "msg": "You have been sitting for 48 min. Your normal is 47 min. Time for a break!"}</w:t>
       </w:r>
     </w:p>
     <w:p>
@@ -1227,7 +1398,7 @@
         <w:t xml:space="preserve">bpm</w:t>
       </w:r>
       <w:r>
-        <w:t xml:space="preserve">: heart rate. It is 0 when no ECG check is running.</w:t>
+        <w:t xml:space="preserve">: heart rate from the last ECG check. It is sent for 1 minute after the check, otherwise 0.</w:t>
       </w:r>
     </w:p>
     <w:p>
@@ -1246,6 +1417,64 @@
           <w:sz w:val="20"/>
           <w:szCs w:val="20"/>
         </w:rPr>
+        <w:t xml:space="preserve">type</w:t>
+      </w:r>
+      <w:r>
+        <w:t xml:space="preserve"> and </w:t>
+      </w:r>
+      <w:r>
+        <w:rPr>
+          <w:rFonts w:ascii="Consolas" w:cs="Consolas" w:eastAsia="Consolas" w:hAnsi="Consolas"/>
+          <w:color w:val="8A1C1C"/>
+          <w:sz w:val="20"/>
+          <w:szCs w:val="20"/>
+        </w:rPr>
+        <w:t xml:space="preserve">msg</w:t>
+      </w:r>
+      <w:r>
+        <w:t xml:space="preserve"> (alerts only): the kind of warning (</w:t>
+      </w:r>
+      <w:r>
+        <w:rPr>
+          <w:rFonts w:ascii="Consolas" w:cs="Consolas" w:eastAsia="Consolas" w:hAnsi="Consolas"/>
+          <w:color w:val="8A1C1C"/>
+          <w:sz w:val="20"/>
+          <w:szCs w:val="20"/>
+        </w:rPr>
+        <w:t xml:space="preserve">sitting</w:t>
+      </w:r>
+      <w:r>
+        <w:t xml:space="preserve"> or </w:t>
+      </w:r>
+      <w:r>
+        <w:rPr>
+          <w:rFonts w:ascii="Consolas" w:cs="Consolas" w:eastAsia="Consolas" w:hAnsi="Consolas"/>
+          <w:color w:val="8A1C1C"/>
+          <w:sz w:val="20"/>
+          <w:szCs w:val="20"/>
+        </w:rPr>
+        <w:t xml:space="preserve">heart</w:t>
+      </w:r>
+      <w:r>
+        <w:t xml:space="preserve">) and the text to show the user</w:t>
+      </w:r>
+    </w:p>
+    <w:p>
+      <w:pPr>
+        <w:pStyle w:val="ListParagraph"/>
+        <w:numPr>
+          <w:ilvl w:val="0"/>
+          <w:numId w:val="3"/>
+        </w:numPr>
+        <w:spacing w:after="60" w:line="276"/>
+      </w:pPr>
+      <w:r>
+        <w:rPr>
+          <w:rFonts w:ascii="Consolas" w:cs="Consolas" w:eastAsia="Consolas" w:hAnsi="Consolas"/>
+          <w:color w:val="8A1C1C"/>
+          <w:sz w:val="20"/>
+          <w:szCs w:val="20"/>
+        </w:rPr>
         <w:t xml:space="preserve">duration_s</w:t>
       </w:r>
       <w:r>
@@ -1257,7 +1486,7 @@
         <w:spacing w:after="140" w:line="276"/>
       </w:pPr>
       <w:r>
-        <w:t xml:space="preserve">Mehdi's Arduino sends exactly this format, so please don't change it without telling the team.</w:t>
+        <w:t xml:space="preserve">Mehdi's Arduino and Angel's Pi send exactly this format, so please don't change it without telling the team.</w:t>
       </w:r>
     </w:p>
     <w:p>
@@ -3716,7 +3945,33 @@
         <w:pStyle w:val="Heading1"/>
       </w:pPr>
       <w:r>
-        <w:t xml:space="preserve">8  Optional extras (only if there is time)</w:t>
+        <w:t xml:space="preserve">8  Step 6: Learn the user's normal and warn in real time</w:t>
+      </w:r>
+    </w:p>
+    <w:p>
+      <w:pPr>
+        <w:spacing w:after="140" w:line="276"/>
+      </w:pPr>
+      <w:r>
+        <w:t xml:space="preserve">Everyone is different: for one person 40 minutes of sitting is a lot, for another it is normal. So the Pi </w:t>
+      </w:r>
+      <w:r>
+        <w:rPr>
+          <w:b/>
+          <w:bCs/>
+        </w:rPr>
+        <w:t xml:space="preserve">learns</w:t>
+      </w:r>
+      <w:r>
+        <w:t xml:space="preserve"> each user's normal from their past data and warns them when they go above it.</w:t>
+      </w:r>
+    </w:p>
+    <w:p>
+      <w:pPr>
+        <w:pStyle w:val="Heading2"/>
+      </w:pPr>
+      <w:r>
+        <w:t xml:space="preserve">The rules</w:t>
       </w:r>
     </w:p>
     <w:p>
@@ -3729,26 +3984,17 @@
         <w:spacing w:after="60" w:line="276"/>
       </w:pPr>
       <w:r>
-        <w:rPr>
-          <w:b/>
-          <w:bCs/>
-        </w:rPr>
-        <w:t xml:space="preserve">User accounts / login</w:t>
-      </w:r>
-      <w:r>
-        <w:t xml:space="preserve">: a </w:t>
-      </w:r>
-      <w:r>
-        <w:rPr>
-          <w:rFonts w:ascii="Consolas" w:cs="Consolas" w:eastAsia="Consolas" w:hAnsi="Consolas"/>
-          <w:color w:val="8A1C1C"/>
-          <w:sz w:val="20"/>
-          <w:szCs w:val="20"/>
-        </w:rPr>
-        <w:t xml:space="preserve">users</w:t>
-      </w:r>
-      <w:r>
-        <w:t xml:space="preserve"> table and a login page, so the history belongs to a specific person. Ask Mehdi before starting.</w:t>
+        <w:t xml:space="preserve">For every session, the Pi saves how long the user sat before a break (it already does). It also saves the result of every </w:t>
+      </w:r>
+      <w:r>
+        <w:rPr>
+          <w:b/>
+          <w:bCs/>
+        </w:rPr>
+        <w:t xml:space="preserve">ECG check</w:t>
+      </w:r>
+      <w:r>
+        <w:t xml:space="preserve">.</w:t>
       </w:r>
     </w:p>
     <w:p>
@@ -3765,10 +4011,20 @@
           <w:b/>
           <w:bCs/>
         </w:rPr>
-        <w:t xml:space="preserve">RFID login</w:t>
-      </w:r>
-      <w:r>
-        <w:t xml:space="preserve"> (that was an idea from Ari): the user taps a card to identify themselves, instead of typing a username and password.</w:t>
+        <w:t xml:space="preserve">Normal = the average + 15%.</w:t>
+      </w:r>
+      <w:r>
+        <w:t xml:space="preserve"> Example: if the user's sessions average 41 minutes, their sitting limit is 41 × 1.15 = </w:t>
+      </w:r>
+      <w:r>
+        <w:rPr>
+          <w:b/>
+          <w:bCs/>
+        </w:rPr>
+        <w:t xml:space="preserve">47 minutes</w:t>
+      </w:r>
+      <w:r>
+        <w:t xml:space="preserve">.</w:t>
       </w:r>
     </w:p>
     <w:p>
@@ -3781,23 +4037,34 @@
         <w:spacing w:after="60" w:line="276"/>
       </w:pPr>
       <w:r>
-        <w:rPr>
-          <w:b/>
-          <w:bCs/>
-        </w:rPr>
-        <w:t xml:space="preserve">A password on Mosquitto</w:t>
-      </w:r>
-      <w:r>
-        <w:t xml:space="preserve">, instead of </w:t>
-      </w:r>
-      <w:r>
-        <w:rPr>
-          <w:rFonts w:ascii="Consolas" w:cs="Consolas" w:eastAsia="Consolas" w:hAnsi="Consolas"/>
-          <w:color w:val="8A1C1C"/>
-          <w:sz w:val="20"/>
-          <w:szCs w:val="20"/>
-        </w:rPr>
-        <w:t xml:space="preserve">allow_anonymous true</w:t>
+        <w:t xml:space="preserve">The Pi needs </w:t>
+      </w:r>
+      <w:r>
+        <w:rPr>
+          <w:b/>
+          <w:bCs/>
+        </w:rPr>
+        <w:t xml:space="preserve">3 days of data</w:t>
+      </w:r>
+      <w:r>
+        <w:t xml:space="preserve"> before it trusts the average. Until then it uses fixed limits: </w:t>
+      </w:r>
+      <w:r>
+        <w:rPr>
+          <w:b/>
+          <w:bCs/>
+        </w:rPr>
+        <w:t xml:space="preserve">50 minutes</w:t>
+      </w:r>
+      <w:r>
+        <w:t xml:space="preserve"> of sitting and </w:t>
+      </w:r>
+      <w:r>
+        <w:rPr>
+          <w:b/>
+          <w:bCs/>
+        </w:rPr>
+        <w:t xml:space="preserve">100 bpm</w:t>
       </w:r>
       <w:r>
         <w:t xml:space="preserve">.</w:t>
@@ -3817,6 +4084,2385 @@
           <w:b/>
           <w:bCs/>
         </w:rPr>
+        <w:t xml:space="preserve">Real time:</w:t>
+      </w:r>
+      <w:r>
+        <w:t xml:space="preserve"> the Arduino already sends a reading every 2 seconds. The Pi checks every reading as soon as it arrives. If it is above the limit, the Pi sends a warning on </w:t>
+      </w:r>
+      <w:r>
+        <w:rPr>
+          <w:rFonts w:ascii="Consolas" w:cs="Consolas" w:eastAsia="Consolas" w:hAnsi="Consolas"/>
+          <w:color w:val="8A1C1C"/>
+          <w:sz w:val="20"/>
+          <w:szCs w:val="20"/>
+        </w:rPr>
+        <w:t xml:space="preserve">sdg/alerts</w:t>
+      </w:r>
+      <w:r>
+        <w:t xml:space="preserve"> and Adam's app shows it about a second later.</w:t>
+      </w:r>
+    </w:p>
+    <w:p>
+      <w:pPr>
+        <w:pStyle w:val="ListParagraph"/>
+        <w:numPr>
+          <w:ilvl w:val="0"/>
+          <w:numId w:val="3"/>
+        </w:numPr>
+        <w:spacing w:after="60" w:line="276"/>
+      </w:pPr>
+      <w:r>
+        <w:t xml:space="preserve">To avoid spamming the user, each type of warning is sent </w:t>
+      </w:r>
+      <w:r>
+        <w:rPr>
+          <w:b/>
+          <w:bCs/>
+        </w:rPr>
+        <w:t xml:space="preserve">at most once every 5 minutes</w:t>
+      </w:r>
+      <w:r>
+        <w:t xml:space="preserve">.</w:t>
+      </w:r>
+    </w:p>
+    <w:p>
+      <w:pPr>
+        <w:pBdr>
+          <w:left w:val="single" w:color="0F4761" w:sz="18" w:space="8"/>
+        </w:pBdr>
+        <w:shd w:fill="E8F1FA" w:color="auto" w:val="clear"/>
+        <w:spacing w:after="160" w:before="80" w:line="276"/>
+        <w:ind w:left="200"/>
+      </w:pPr>
+      <w:r>
+        <w:rPr>
+          <w:b/>
+          <w:bCs/>
+        </w:rPr>
+        <w:t xml:space="preserve">Who receives the warning:</w:t>
+      </w:r>
+      <w:r>
+        <w:t xml:space="preserve"> Mehdi's Arduino also listens to </w:t>
+      </w:r>
+      <w:r>
+        <w:rPr>
+          <w:rFonts w:ascii="Consolas" w:cs="Consolas" w:eastAsia="Consolas" w:hAnsi="Consolas"/>
+          <w:color w:val="8A1C1C"/>
+          <w:sz w:val="20"/>
+          <w:szCs w:val="20"/>
+        </w:rPr>
+        <w:t xml:space="preserve">sdg/alerts</w:t>
+      </w:r>
+      <w:r>
+        <w:t xml:space="preserve">, so the LCD turns red and the buzzer double-beeps straight away, at the same moment the app shows the warning. The Arduino's own fixed alerts (too close, too dark, 45 minutes) keep working as before.</w:t>
+      </w:r>
+    </w:p>
+    <w:p>
+      <w:pPr>
+        <w:pStyle w:val="Heading2"/>
+      </w:pPr>
+      <w:r>
+        <w:t xml:space="preserve">The upgraded program</w:t>
+      </w:r>
+    </w:p>
+    <w:p>
+      <w:pPr>
+        <w:spacing w:after="140" w:line="276"/>
+      </w:pPr>
+      <w:r>
+        <w:t xml:space="preserve">Replace everything in </w:t>
+      </w:r>
+      <w:r>
+        <w:rPr>
+          <w:rFonts w:ascii="Consolas" w:cs="Consolas" w:eastAsia="Consolas" w:hAnsi="Consolas"/>
+          <w:color w:val="8A1C1C"/>
+          <w:sz w:val="20"/>
+          <w:szCs w:val="20"/>
+        </w:rPr>
+        <w:t xml:space="preserve">history.py</w:t>
+      </w:r>
+      <w:r>
+        <w:t xml:space="preserve"> with this version (</w:t>
+      </w:r>
+      <w:r>
+        <w:rPr>
+          <w:rFonts w:ascii="Consolas" w:cs="Consolas" w:eastAsia="Consolas" w:hAnsi="Consolas"/>
+          <w:color w:val="8A1C1C"/>
+          <w:sz w:val="20"/>
+          <w:szCs w:val="20"/>
+        </w:rPr>
+        <w:t xml:space="preserve">nano history.py</w:t>
+      </w:r>
+      <w:r>
+        <w:t xml:space="preserve">, delete everything, type the new code). Parts 1, 4a, 5 and the </w:t>
+      </w:r>
+      <w:r>
+        <w:rPr>
+          <w:rFonts w:ascii="Consolas" w:cs="Consolas" w:eastAsia="Consolas" w:hAnsi="Consolas"/>
+          <w:color w:val="8A1C1C"/>
+          <w:sz w:val="20"/>
+          <w:szCs w:val="20"/>
+        </w:rPr>
+        <w:t xml:space="preserve">/history</w:t>
+      </w:r>
+      <w:r>
+        <w:t xml:space="preserve"> page are the same as before. The new parts are marked.</w:t>
+      </w:r>
+    </w:p>
+    <w:p>
+      <w:pPr>
+        <w:shd w:fill="F2F2F2" w:color="auto" w:val="clear"/>
+        <w:spacing w:after="0" w:before="60" w:line="240"/>
+        <w:ind w:left="200"/>
+      </w:pPr>
+      <w:r>
+        <w:rPr>
+          <w:rFonts w:ascii="Consolas" w:cs="Consolas" w:eastAsia="Consolas" w:hAnsi="Consolas"/>
+          <w:sz w:val="18"/>
+          <w:szCs w:val="18"/>
+        </w:rPr>
+        <w:t xml:space="preserve">import json</w:t>
+      </w:r>
+    </w:p>
+    <w:p>
+      <w:pPr>
+        <w:shd w:fill="F2F2F2" w:color="auto" w:val="clear"/>
+        <w:spacing w:after="0" w:before="0" w:line="240"/>
+        <w:ind w:left="200"/>
+      </w:pPr>
+      <w:r>
+        <w:rPr>
+          <w:rFonts w:ascii="Consolas" w:cs="Consolas" w:eastAsia="Consolas" w:hAnsi="Consolas"/>
+          <w:sz w:val="18"/>
+          <w:szCs w:val="18"/>
+        </w:rPr>
+        <w:t xml:space="preserve">import sqlite3</w:t>
+      </w:r>
+    </w:p>
+    <w:p>
+      <w:pPr>
+        <w:shd w:fill="F2F2F2" w:color="auto" w:val="clear"/>
+        <w:spacing w:after="0" w:before="0" w:line="240"/>
+        <w:ind w:left="200"/>
+      </w:pPr>
+      <w:r>
+        <w:rPr>
+          <w:rFonts w:ascii="Consolas" w:cs="Consolas" w:eastAsia="Consolas" w:hAnsi="Consolas"/>
+          <w:sz w:val="18"/>
+          <w:szCs w:val="18"/>
+        </w:rPr>
+        <w:t xml:space="preserve">import time</w:t>
+      </w:r>
+    </w:p>
+    <w:p>
+      <w:pPr>
+        <w:shd w:fill="F2F2F2" w:color="auto" w:val="clear"/>
+        <w:spacing w:after="0" w:before="0" w:line="240"/>
+        <w:ind w:left="200"/>
+      </w:pPr>
+      <w:r>
+        <w:rPr>
+          <w:rFonts w:ascii="Consolas" w:cs="Consolas" w:eastAsia="Consolas" w:hAnsi="Consolas"/>
+          <w:sz w:val="18"/>
+          <w:szCs w:val="18"/>
+        </w:rPr>
+        <w:t xml:space="preserve">import paho.mqtt.client as mqtt</w:t>
+      </w:r>
+    </w:p>
+    <w:p>
+      <w:pPr>
+        <w:shd w:fill="F2F2F2" w:color="auto" w:val="clear"/>
+        <w:spacing w:after="0" w:before="0" w:line="240"/>
+        <w:ind w:left="200"/>
+      </w:pPr>
+      <w:r>
+        <w:rPr>
+          <w:rFonts w:ascii="Consolas" w:cs="Consolas" w:eastAsia="Consolas" w:hAnsi="Consolas"/>
+          <w:sz w:val="18"/>
+          <w:szCs w:val="18"/>
+        </w:rPr>
+        <w:t xml:space="preserve">from flask import Flask, jsonify</w:t>
+      </w:r>
+    </w:p>
+    <w:p>
+      <w:pPr>
+        <w:shd w:fill="F2F2F2" w:color="auto" w:val="clear"/>
+        <w:spacing w:after="0" w:before="0" w:line="240"/>
+        <w:ind w:left="200"/>
+      </w:pPr>
+      <w:r>
+        <w:rPr>
+          <w:rFonts w:ascii="Consolas" w:cs="Consolas" w:eastAsia="Consolas" w:hAnsi="Consolas"/>
+          <w:sz w:val="18"/>
+          <w:szCs w:val="18"/>
+        </w:rPr>
+        <w:t xml:space="preserve">from flask_cors import CORS</w:t>
+      </w:r>
+    </w:p>
+    <w:p>
+      <w:pPr>
+        <w:shd w:fill="F2F2F2" w:color="auto" w:val="clear"/>
+        <w:spacing w:after="0" w:before="0" w:line="240"/>
+        <w:ind w:left="200"/>
+      </w:pPr>
+      <w:r>
+        <w:rPr>
+          <w:rFonts w:ascii="Consolas" w:cs="Consolas" w:eastAsia="Consolas" w:hAnsi="Consolas"/>
+          <w:sz w:val="18"/>
+          <w:szCs w:val="18"/>
+        </w:rPr>
+        <w:t xml:space="preserve"> </w:t>
+      </w:r>
+    </w:p>
+    <w:p>
+      <w:pPr>
+        <w:shd w:fill="F2F2F2" w:color="auto" w:val="clear"/>
+        <w:spacing w:after="0" w:before="0" w:line="240"/>
+        <w:ind w:left="200"/>
+      </w:pPr>
+      <w:r>
+        <w:rPr>
+          <w:rFonts w:ascii="Consolas" w:cs="Consolas" w:eastAsia="Consolas" w:hAnsi="Consolas"/>
+          <w:sz w:val="18"/>
+          <w:szCs w:val="18"/>
+        </w:rPr>
+        <w:t xml:space="preserve"># 1. Database: sessions (as before) + a new table for heart checks</w:t>
+      </w:r>
+    </w:p>
+    <w:p>
+      <w:pPr>
+        <w:shd w:fill="F2F2F2" w:color="auto" w:val="clear"/>
+        <w:spacing w:after="0" w:before="0" w:line="240"/>
+        <w:ind w:left="200"/>
+      </w:pPr>
+      <w:r>
+        <w:rPr>
+          <w:rFonts w:ascii="Consolas" w:cs="Consolas" w:eastAsia="Consolas" w:hAnsi="Consolas"/>
+          <w:sz w:val="18"/>
+          <w:szCs w:val="18"/>
+        </w:rPr>
+        <w:t xml:space="preserve">db = sqlite3.connect("sdg.db", check_same_thread=False)</w:t>
+      </w:r>
+    </w:p>
+    <w:p>
+      <w:pPr>
+        <w:shd w:fill="F2F2F2" w:color="auto" w:val="clear"/>
+        <w:spacing w:after="0" w:before="0" w:line="240"/>
+        <w:ind w:left="200"/>
+      </w:pPr>
+      <w:r>
+        <w:rPr>
+          <w:rFonts w:ascii="Consolas" w:cs="Consolas" w:eastAsia="Consolas" w:hAnsi="Consolas"/>
+          <w:sz w:val="18"/>
+          <w:szCs w:val="18"/>
+        </w:rPr>
+        <w:t xml:space="preserve">db.execute("CREATE TABLE IF NOT EXISTS sessions (ended TEXT, minutes INTEGER)")</w:t>
+      </w:r>
+    </w:p>
+    <w:p>
+      <w:pPr>
+        <w:shd w:fill="F2F2F2" w:color="auto" w:val="clear"/>
+        <w:spacing w:after="0" w:before="0" w:line="240"/>
+        <w:ind w:left="200"/>
+      </w:pPr>
+      <w:r>
+        <w:rPr>
+          <w:rFonts w:ascii="Consolas" w:cs="Consolas" w:eastAsia="Consolas" w:hAnsi="Consolas"/>
+          <w:sz w:val="18"/>
+          <w:szCs w:val="18"/>
+        </w:rPr>
+        <w:t xml:space="preserve">db.execute("CREATE TABLE IF NOT EXISTS heart (measured TEXT, bpm INTEGER)")</w:t>
+      </w:r>
+    </w:p>
+    <w:p>
+      <w:pPr>
+        <w:shd w:fill="F2F2F2" w:color="auto" w:val="clear"/>
+        <w:spacing w:after="0" w:before="0" w:line="240"/>
+        <w:ind w:left="200"/>
+      </w:pPr>
+      <w:r>
+        <w:rPr>
+          <w:rFonts w:ascii="Consolas" w:cs="Consolas" w:eastAsia="Consolas" w:hAnsi="Consolas"/>
+          <w:sz w:val="18"/>
+          <w:szCs w:val="18"/>
+        </w:rPr>
+        <w:t xml:space="preserve"> </w:t>
+      </w:r>
+    </w:p>
+    <w:p>
+      <w:pPr>
+        <w:shd w:fill="F2F2F2" w:color="auto" w:val="clear"/>
+        <w:spacing w:after="0" w:before="0" w:line="240"/>
+        <w:ind w:left="200"/>
+      </w:pPr>
+      <w:r>
+        <w:rPr>
+          <w:rFonts w:ascii="Consolas" w:cs="Consolas" w:eastAsia="Consolas" w:hAnsi="Consolas"/>
+          <w:sz w:val="18"/>
+          <w:szCs w:val="18"/>
+        </w:rPr>
+        <w:t xml:space="preserve">DEFAULT_SIT = 50     # minutes: used while the Pi is still learning</w:t>
+      </w:r>
+    </w:p>
+    <w:p>
+      <w:pPr>
+        <w:shd w:fill="F2F2F2" w:color="auto" w:val="clear"/>
+        <w:spacing w:after="0" w:before="0" w:line="240"/>
+        <w:ind w:left="200"/>
+      </w:pPr>
+      <w:r>
+        <w:rPr>
+          <w:rFonts w:ascii="Consolas" w:cs="Consolas" w:eastAsia="Consolas" w:hAnsi="Consolas"/>
+          <w:sz w:val="18"/>
+          <w:szCs w:val="18"/>
+        </w:rPr>
+        <w:t xml:space="preserve">DEFAULT_BPM = 100    # beats per minute: used while the Pi is still learning</w:t>
+      </w:r>
+    </w:p>
+    <w:p>
+      <w:pPr>
+        <w:shd w:fill="F2F2F2" w:color="auto" w:val="clear"/>
+        <w:spacing w:after="0" w:before="0" w:line="240"/>
+        <w:ind w:left="200"/>
+      </w:pPr>
+      <w:r>
+        <w:rPr>
+          <w:rFonts w:ascii="Consolas" w:cs="Consolas" w:eastAsia="Consolas" w:hAnsi="Consolas"/>
+          <w:sz w:val="18"/>
+          <w:szCs w:val="18"/>
+        </w:rPr>
+        <w:t xml:space="preserve">last_heart_save = 0  # when we last saved a heart check</w:t>
+      </w:r>
+    </w:p>
+    <w:p>
+      <w:pPr>
+        <w:shd w:fill="F2F2F2" w:color="auto" w:val="clear"/>
+        <w:spacing w:after="0" w:before="0" w:line="240"/>
+        <w:ind w:left="200"/>
+      </w:pPr>
+      <w:r>
+        <w:rPr>
+          <w:rFonts w:ascii="Consolas" w:cs="Consolas" w:eastAsia="Consolas" w:hAnsi="Consolas"/>
+          <w:sz w:val="18"/>
+          <w:szCs w:val="18"/>
+        </w:rPr>
+        <w:t xml:space="preserve">last_alert = {}      # when we last sent each type of alert</w:t>
+      </w:r>
+    </w:p>
+    <w:p>
+      <w:pPr>
+        <w:shd w:fill="F2F2F2" w:color="auto" w:val="clear"/>
+        <w:spacing w:after="0" w:before="0" w:line="240"/>
+        <w:ind w:left="200"/>
+      </w:pPr>
+      <w:r>
+        <w:rPr>
+          <w:rFonts w:ascii="Consolas" w:cs="Consolas" w:eastAsia="Consolas" w:hAnsi="Consolas"/>
+          <w:sz w:val="18"/>
+          <w:szCs w:val="18"/>
+        </w:rPr>
+        <w:t xml:space="preserve"> </w:t>
+      </w:r>
+    </w:p>
+    <w:p>
+      <w:pPr>
+        <w:shd w:fill="F2F2F2" w:color="auto" w:val="clear"/>
+        <w:spacing w:after="0" w:before="0" w:line="240"/>
+        <w:ind w:left="200"/>
+      </w:pPr>
+      <w:r>
+        <w:rPr>
+          <w:rFonts w:ascii="Consolas" w:cs="Consolas" w:eastAsia="Consolas" w:hAnsi="Consolas"/>
+          <w:sz w:val="18"/>
+          <w:szCs w:val="18"/>
+        </w:rPr>
+        <w:t xml:space="preserve"># 2. The user's personal limit: their average + 15%, after 3 days of data</w:t>
+      </w:r>
+    </w:p>
+    <w:p>
+      <w:pPr>
+        <w:shd w:fill="F2F2F2" w:color="auto" w:val="clear"/>
+        <w:spacing w:after="0" w:before="0" w:line="240"/>
+        <w:ind w:left="200"/>
+      </w:pPr>
+      <w:r>
+        <w:rPr>
+          <w:rFonts w:ascii="Consolas" w:cs="Consolas" w:eastAsia="Consolas" w:hAnsi="Consolas"/>
+          <w:sz w:val="18"/>
+          <w:szCs w:val="18"/>
+        </w:rPr>
+        <w:t xml:space="preserve">def personal_limit(table, value_column, time_column, default):</w:t>
+      </w:r>
+    </w:p>
+    <w:p>
+      <w:pPr>
+        <w:shd w:fill="F2F2F2" w:color="auto" w:val="clear"/>
+        <w:spacing w:after="0" w:before="0" w:line="240"/>
+        <w:ind w:left="200"/>
+      </w:pPr>
+      <w:r>
+        <w:rPr>
+          <w:rFonts w:ascii="Consolas" w:cs="Consolas" w:eastAsia="Consolas" w:hAnsi="Consolas"/>
+          <w:sz w:val="18"/>
+          <w:szCs w:val="18"/>
+        </w:rPr>
+        <w:t xml:space="preserve">    days = db.execute(f"SELECT COUNT(DISTINCT date({time_column})) FROM {table}").fetchone()[0]</w:t>
+      </w:r>
+    </w:p>
+    <w:p>
+      <w:pPr>
+        <w:shd w:fill="F2F2F2" w:color="auto" w:val="clear"/>
+        <w:spacing w:after="0" w:before="0" w:line="240"/>
+        <w:ind w:left="200"/>
+      </w:pPr>
+      <w:r>
+        <w:rPr>
+          <w:rFonts w:ascii="Consolas" w:cs="Consolas" w:eastAsia="Consolas" w:hAnsi="Consolas"/>
+          <w:sz w:val="18"/>
+          <w:szCs w:val="18"/>
+        </w:rPr>
+        <w:t xml:space="preserve">    if days &lt; 3:</w:t>
+      </w:r>
+    </w:p>
+    <w:p>
+      <w:pPr>
+        <w:shd w:fill="F2F2F2" w:color="auto" w:val="clear"/>
+        <w:spacing w:after="0" w:before="0" w:line="240"/>
+        <w:ind w:left="200"/>
+      </w:pPr>
+      <w:r>
+        <w:rPr>
+          <w:rFonts w:ascii="Consolas" w:cs="Consolas" w:eastAsia="Consolas" w:hAnsi="Consolas"/>
+          <w:sz w:val="18"/>
+          <w:szCs w:val="18"/>
+        </w:rPr>
+        <w:t xml:space="preserve">        return default, days                     # still learning: fixed limit</w:t>
+      </w:r>
+    </w:p>
+    <w:p>
+      <w:pPr>
+        <w:shd w:fill="F2F2F2" w:color="auto" w:val="clear"/>
+        <w:spacing w:after="0" w:before="0" w:line="240"/>
+        <w:ind w:left="200"/>
+      </w:pPr>
+      <w:r>
+        <w:rPr>
+          <w:rFonts w:ascii="Consolas" w:cs="Consolas" w:eastAsia="Consolas" w:hAnsi="Consolas"/>
+          <w:sz w:val="18"/>
+          <w:szCs w:val="18"/>
+        </w:rPr>
+        <w:t xml:space="preserve">    average = db.execute(f"SELECT AVG({value_column}) FROM {table}").fetchone()[0]</w:t>
+      </w:r>
+    </w:p>
+    <w:p>
+      <w:pPr>
+        <w:shd w:fill="F2F2F2" w:color="auto" w:val="clear"/>
+        <w:spacing w:after="0" w:before="0" w:line="240"/>
+        <w:ind w:left="200"/>
+      </w:pPr>
+      <w:r>
+        <w:rPr>
+          <w:rFonts w:ascii="Consolas" w:cs="Consolas" w:eastAsia="Consolas" w:hAnsi="Consolas"/>
+          <w:sz w:val="18"/>
+          <w:szCs w:val="18"/>
+        </w:rPr>
+        <w:t xml:space="preserve">    return round(average * 1.15), days           # normal + 15%</w:t>
+      </w:r>
+    </w:p>
+    <w:p>
+      <w:pPr>
+        <w:shd w:fill="F2F2F2" w:color="auto" w:val="clear"/>
+        <w:spacing w:after="0" w:before="0" w:line="240"/>
+        <w:ind w:left="200"/>
+      </w:pPr>
+      <w:r>
+        <w:rPr>
+          <w:rFonts w:ascii="Consolas" w:cs="Consolas" w:eastAsia="Consolas" w:hAnsi="Consolas"/>
+          <w:sz w:val="18"/>
+          <w:szCs w:val="18"/>
+        </w:rPr>
+        <w:t xml:space="preserve"> </w:t>
+      </w:r>
+    </w:p>
+    <w:p>
+      <w:pPr>
+        <w:shd w:fill="F2F2F2" w:color="auto" w:val="clear"/>
+        <w:spacing w:after="0" w:before="0" w:line="240"/>
+        <w:ind w:left="200"/>
+      </w:pPr>
+      <w:r>
+        <w:rPr>
+          <w:rFonts w:ascii="Consolas" w:cs="Consolas" w:eastAsia="Consolas" w:hAnsi="Consolas"/>
+          <w:sz w:val="18"/>
+          <w:szCs w:val="18"/>
+        </w:rPr>
+        <w:t xml:space="preserve"># 3. Send a warning to the app (at most once every 5 minutes per type)</w:t>
+      </w:r>
+    </w:p>
+    <w:p>
+      <w:pPr>
+        <w:shd w:fill="F2F2F2" w:color="auto" w:val="clear"/>
+        <w:spacing w:after="0" w:before="0" w:line="240"/>
+        <w:ind w:left="200"/>
+      </w:pPr>
+      <w:r>
+        <w:rPr>
+          <w:rFonts w:ascii="Consolas" w:cs="Consolas" w:eastAsia="Consolas" w:hAnsi="Consolas"/>
+          <w:sz w:val="18"/>
+          <w:szCs w:val="18"/>
+        </w:rPr>
+        <w:t xml:space="preserve">def send_alert(client, kind, text):</w:t>
+      </w:r>
+    </w:p>
+    <w:p>
+      <w:pPr>
+        <w:shd w:fill="F2F2F2" w:color="auto" w:val="clear"/>
+        <w:spacing w:after="0" w:before="0" w:line="240"/>
+        <w:ind w:left="200"/>
+      </w:pPr>
+      <w:r>
+        <w:rPr>
+          <w:rFonts w:ascii="Consolas" w:cs="Consolas" w:eastAsia="Consolas" w:hAnsi="Consolas"/>
+          <w:sz w:val="18"/>
+          <w:szCs w:val="18"/>
+        </w:rPr>
+        <w:t xml:space="preserve">    if time.time() - last_alert.get(kind, 0) &lt; 300:</w:t>
+      </w:r>
+    </w:p>
+    <w:p>
+      <w:pPr>
+        <w:shd w:fill="F2F2F2" w:color="auto" w:val="clear"/>
+        <w:spacing w:after="0" w:before="0" w:line="240"/>
+        <w:ind w:left="200"/>
+      </w:pPr>
+      <w:r>
+        <w:rPr>
+          <w:rFonts w:ascii="Consolas" w:cs="Consolas" w:eastAsia="Consolas" w:hAnsi="Consolas"/>
+          <w:sz w:val="18"/>
+          <w:szCs w:val="18"/>
+        </w:rPr>
+        <w:t xml:space="preserve">        return</w:t>
+      </w:r>
+    </w:p>
+    <w:p>
+      <w:pPr>
+        <w:shd w:fill="F2F2F2" w:color="auto" w:val="clear"/>
+        <w:spacing w:after="0" w:before="0" w:line="240"/>
+        <w:ind w:left="200"/>
+      </w:pPr>
+      <w:r>
+        <w:rPr>
+          <w:rFonts w:ascii="Consolas" w:cs="Consolas" w:eastAsia="Consolas" w:hAnsi="Consolas"/>
+          <w:sz w:val="18"/>
+          <w:szCs w:val="18"/>
+        </w:rPr>
+        <w:t xml:space="preserve">    last_alert[kind] = time.time()</w:t>
+      </w:r>
+    </w:p>
+    <w:p>
+      <w:pPr>
+        <w:shd w:fill="F2F2F2" w:color="auto" w:val="clear"/>
+        <w:spacing w:after="0" w:before="0" w:line="240"/>
+        <w:ind w:left="200"/>
+      </w:pPr>
+      <w:r>
+        <w:rPr>
+          <w:rFonts w:ascii="Consolas" w:cs="Consolas" w:eastAsia="Consolas" w:hAnsi="Consolas"/>
+          <w:sz w:val="18"/>
+          <w:szCs w:val="18"/>
+        </w:rPr>
+        <w:t xml:space="preserve">    client.publish("sdg/alerts", json.dumps({"type": kind, "msg": text}))</w:t>
+      </w:r>
+    </w:p>
+    <w:p>
+      <w:pPr>
+        <w:shd w:fill="F2F2F2" w:color="auto" w:val="clear"/>
+        <w:spacing w:after="0" w:before="0" w:line="240"/>
+        <w:ind w:left="200"/>
+      </w:pPr>
+      <w:r>
+        <w:rPr>
+          <w:rFonts w:ascii="Consolas" w:cs="Consolas" w:eastAsia="Consolas" w:hAnsi="Consolas"/>
+          <w:sz w:val="18"/>
+          <w:szCs w:val="18"/>
+        </w:rPr>
+        <w:t xml:space="preserve">    print("ALERT:", text)</w:t>
+      </w:r>
+    </w:p>
+    <w:p>
+      <w:pPr>
+        <w:shd w:fill="F2F2F2" w:color="auto" w:val="clear"/>
+        <w:spacing w:after="0" w:before="0" w:line="240"/>
+        <w:ind w:left="200"/>
+      </w:pPr>
+      <w:r>
+        <w:rPr>
+          <w:rFonts w:ascii="Consolas" w:cs="Consolas" w:eastAsia="Consolas" w:hAnsi="Consolas"/>
+          <w:sz w:val="18"/>
+          <w:szCs w:val="18"/>
+        </w:rPr>
+        <w:t xml:space="preserve"> </w:t>
+      </w:r>
+    </w:p>
+    <w:p>
+      <w:pPr>
+        <w:shd w:fill="F2F2F2" w:color="auto" w:val="clear"/>
+        <w:spacing w:after="0" w:before="0" w:line="240"/>
+        <w:ind w:left="200"/>
+      </w:pPr>
+      <w:r>
+        <w:rPr>
+          <w:rFonts w:ascii="Consolas" w:cs="Consolas" w:eastAsia="Consolas" w:hAnsi="Consolas"/>
+          <w:sz w:val="18"/>
+          <w:szCs w:val="18"/>
+        </w:rPr>
+        <w:t xml:space="preserve"># 4. What to do when a message arrives</w:t>
+      </w:r>
+    </w:p>
+    <w:p>
+      <w:pPr>
+        <w:shd w:fill="F2F2F2" w:color="auto" w:val="clear"/>
+        <w:spacing w:after="0" w:before="0" w:line="240"/>
+        <w:ind w:left="200"/>
+      </w:pPr>
+      <w:r>
+        <w:rPr>
+          <w:rFonts w:ascii="Consolas" w:cs="Consolas" w:eastAsia="Consolas" w:hAnsi="Consolas"/>
+          <w:sz w:val="18"/>
+          <w:szCs w:val="18"/>
+        </w:rPr>
+        <w:t xml:space="preserve">def on_message(client, userdata, msg):</w:t>
+      </w:r>
+    </w:p>
+    <w:p>
+      <w:pPr>
+        <w:shd w:fill="F2F2F2" w:color="auto" w:val="clear"/>
+        <w:spacing w:after="0" w:before="0" w:line="240"/>
+        <w:ind w:left="200"/>
+      </w:pPr>
+      <w:r>
+        <w:rPr>
+          <w:rFonts w:ascii="Consolas" w:cs="Consolas" w:eastAsia="Consolas" w:hAnsi="Consolas"/>
+          <w:sz w:val="18"/>
+          <w:szCs w:val="18"/>
+        </w:rPr>
+        <w:t xml:space="preserve">    global last_heart_save</w:t>
+      </w:r>
+    </w:p>
+    <w:p>
+      <w:pPr>
+        <w:shd w:fill="F2F2F2" w:color="auto" w:val="clear"/>
+        <w:spacing w:after="0" w:before="0" w:line="240"/>
+        <w:ind w:left="200"/>
+      </w:pPr>
+      <w:r>
+        <w:rPr>
+          <w:rFonts w:ascii="Consolas" w:cs="Consolas" w:eastAsia="Consolas" w:hAnsi="Consolas"/>
+          <w:sz w:val="18"/>
+          <w:szCs w:val="18"/>
+        </w:rPr>
+        <w:t xml:space="preserve">    data = json.loads(msg.payload)</w:t>
+      </w:r>
+    </w:p>
+    <w:p>
+      <w:pPr>
+        <w:shd w:fill="F2F2F2" w:color="auto" w:val="clear"/>
+        <w:spacing w:after="0" w:before="0" w:line="240"/>
+        <w:ind w:left="200"/>
+      </w:pPr>
+      <w:r>
+        <w:rPr>
+          <w:rFonts w:ascii="Consolas" w:cs="Consolas" w:eastAsia="Consolas" w:hAnsi="Consolas"/>
+          <w:sz w:val="18"/>
+          <w:szCs w:val="18"/>
+        </w:rPr>
+        <w:t xml:space="preserve"> </w:t>
+      </w:r>
+    </w:p>
+    <w:p>
+      <w:pPr>
+        <w:shd w:fill="F2F2F2" w:color="auto" w:val="clear"/>
+        <w:spacing w:after="0" w:before="0" w:line="240"/>
+        <w:ind w:left="200"/>
+      </w:pPr>
+      <w:r>
+        <w:rPr>
+          <w:rFonts w:ascii="Consolas" w:cs="Consolas" w:eastAsia="Consolas" w:hAnsi="Consolas"/>
+          <w:sz w:val="18"/>
+          <w:szCs w:val="18"/>
+        </w:rPr>
+        <w:t xml:space="preserve">    # 4a. A sitting session ended: save it (same as before)</w:t>
+      </w:r>
+    </w:p>
+    <w:p>
+      <w:pPr>
+        <w:shd w:fill="F2F2F2" w:color="auto" w:val="clear"/>
+        <w:spacing w:after="0" w:before="0" w:line="240"/>
+        <w:ind w:left="200"/>
+      </w:pPr>
+      <w:r>
+        <w:rPr>
+          <w:rFonts w:ascii="Consolas" w:cs="Consolas" w:eastAsia="Consolas" w:hAnsi="Consolas"/>
+          <w:sz w:val="18"/>
+          <w:szCs w:val="18"/>
+        </w:rPr>
+        <w:t xml:space="preserve">    if msg.topic == "sdg/session" and data["event"] == "stop":</w:t>
+      </w:r>
+    </w:p>
+    <w:p>
+      <w:pPr>
+        <w:shd w:fill="F2F2F2" w:color="auto" w:val="clear"/>
+        <w:spacing w:after="0" w:before="0" w:line="240"/>
+        <w:ind w:left="200"/>
+      </w:pPr>
+      <w:r>
+        <w:rPr>
+          <w:rFonts w:ascii="Consolas" w:cs="Consolas" w:eastAsia="Consolas" w:hAnsi="Consolas"/>
+          <w:sz w:val="18"/>
+          <w:szCs w:val="18"/>
+        </w:rPr>
+        <w:t xml:space="preserve">        minutes = data["duration_s"] // 60</w:t>
+      </w:r>
+    </w:p>
+    <w:p>
+      <w:pPr>
+        <w:shd w:fill="F2F2F2" w:color="auto" w:val="clear"/>
+        <w:spacing w:after="0" w:before="0" w:line="240"/>
+        <w:ind w:left="200"/>
+      </w:pPr>
+      <w:r>
+        <w:rPr>
+          <w:rFonts w:ascii="Consolas" w:cs="Consolas" w:eastAsia="Consolas" w:hAnsi="Consolas"/>
+          <w:sz w:val="18"/>
+          <w:szCs w:val="18"/>
+        </w:rPr>
+        <w:t xml:space="preserve">        db.execute("INSERT INTO sessions VALUES (datetime('now', 'localtime'), ?)", (minutes,))</w:t>
+      </w:r>
+    </w:p>
+    <w:p>
+      <w:pPr>
+        <w:shd w:fill="F2F2F2" w:color="auto" w:val="clear"/>
+        <w:spacing w:after="0" w:before="0" w:line="240"/>
+        <w:ind w:left="200"/>
+      </w:pPr>
+      <w:r>
+        <w:rPr>
+          <w:rFonts w:ascii="Consolas" w:cs="Consolas" w:eastAsia="Consolas" w:hAnsi="Consolas"/>
+          <w:sz w:val="18"/>
+          <w:szCs w:val="18"/>
+        </w:rPr>
+        <w:t xml:space="preserve">        db.commit()</w:t>
+      </w:r>
+    </w:p>
+    <w:p>
+      <w:pPr>
+        <w:shd w:fill="F2F2F2" w:color="auto" w:val="clear"/>
+        <w:spacing w:after="0" w:before="0" w:line="240"/>
+        <w:ind w:left="200"/>
+      </w:pPr>
+      <w:r>
+        <w:rPr>
+          <w:rFonts w:ascii="Consolas" w:cs="Consolas" w:eastAsia="Consolas" w:hAnsi="Consolas"/>
+          <w:sz w:val="18"/>
+          <w:szCs w:val="18"/>
+        </w:rPr>
+        <w:t xml:space="preserve">        print("Saved a session of", minutes, "minutes")</w:t>
+      </w:r>
+    </w:p>
+    <w:p>
+      <w:pPr>
+        <w:shd w:fill="F2F2F2" w:color="auto" w:val="clear"/>
+        <w:spacing w:after="0" w:before="0" w:line="240"/>
+        <w:ind w:left="200"/>
+      </w:pPr>
+      <w:r>
+        <w:rPr>
+          <w:rFonts w:ascii="Consolas" w:cs="Consolas" w:eastAsia="Consolas" w:hAnsi="Consolas"/>
+          <w:sz w:val="18"/>
+          <w:szCs w:val="18"/>
+        </w:rPr>
+        <w:t xml:space="preserve"> </w:t>
+      </w:r>
+    </w:p>
+    <w:p>
+      <w:pPr>
+        <w:shd w:fill="F2F2F2" w:color="auto" w:val="clear"/>
+        <w:spacing w:after="0" w:before="0" w:line="240"/>
+        <w:ind w:left="200"/>
+      </w:pPr>
+      <w:r>
+        <w:rPr>
+          <w:rFonts w:ascii="Consolas" w:cs="Consolas" w:eastAsia="Consolas" w:hAnsi="Consolas"/>
+          <w:sz w:val="18"/>
+          <w:szCs w:val="18"/>
+        </w:rPr>
+        <w:t xml:space="preserve">    # 4b. A reading (every 2 s): compare it with the user's personal limits</w:t>
+      </w:r>
+    </w:p>
+    <w:p>
+      <w:pPr>
+        <w:shd w:fill="F2F2F2" w:color="auto" w:val="clear"/>
+        <w:spacing w:after="0" w:before="0" w:line="240"/>
+        <w:ind w:left="200"/>
+      </w:pPr>
+      <w:r>
+        <w:rPr>
+          <w:rFonts w:ascii="Consolas" w:cs="Consolas" w:eastAsia="Consolas" w:hAnsi="Consolas"/>
+          <w:sz w:val="18"/>
+          <w:szCs w:val="18"/>
+        </w:rPr>
+        <w:t xml:space="preserve">    if msg.topic == "sdg/readings":</w:t>
+      </w:r>
+    </w:p>
+    <w:p>
+      <w:pPr>
+        <w:shd w:fill="F2F2F2" w:color="auto" w:val="clear"/>
+        <w:spacing w:after="0" w:before="0" w:line="240"/>
+        <w:ind w:left="200"/>
+      </w:pPr>
+      <w:r>
+        <w:rPr>
+          <w:rFonts w:ascii="Consolas" w:cs="Consolas" w:eastAsia="Consolas" w:hAnsi="Consolas"/>
+          <w:sz w:val="18"/>
+          <w:szCs w:val="18"/>
+        </w:rPr>
+        <w:t xml:space="preserve">        sit_limit, days = personal_limit("sessions", "minutes", "ended", DEFAULT_SIT)</w:t>
+      </w:r>
+    </w:p>
+    <w:p>
+      <w:pPr>
+        <w:shd w:fill="F2F2F2" w:color="auto" w:val="clear"/>
+        <w:spacing w:after="0" w:before="0" w:line="240"/>
+        <w:ind w:left="200"/>
+      </w:pPr>
+      <w:r>
+        <w:rPr>
+          <w:rFonts w:ascii="Consolas" w:cs="Consolas" w:eastAsia="Consolas" w:hAnsi="Consolas"/>
+          <w:sz w:val="18"/>
+          <w:szCs w:val="18"/>
+        </w:rPr>
+        <w:t xml:space="preserve">        bpm_limit, days = personal_limit("heart", "bpm", "measured", DEFAULT_BPM)</w:t>
+      </w:r>
+    </w:p>
+    <w:p>
+      <w:pPr>
+        <w:shd w:fill="F2F2F2" w:color="auto" w:val="clear"/>
+        <w:spacing w:after="0" w:before="0" w:line="240"/>
+        <w:ind w:left="200"/>
+      </w:pPr>
+      <w:r>
+        <w:rPr>
+          <w:rFonts w:ascii="Consolas" w:cs="Consolas" w:eastAsia="Consolas" w:hAnsi="Consolas"/>
+          <w:sz w:val="18"/>
+          <w:szCs w:val="18"/>
+        </w:rPr>
+        <w:t xml:space="preserve"> </w:t>
+      </w:r>
+    </w:p>
+    <w:p>
+      <w:pPr>
+        <w:shd w:fill="F2F2F2" w:color="auto" w:val="clear"/>
+        <w:spacing w:after="0" w:before="0" w:line="240"/>
+        <w:ind w:left="200"/>
+      </w:pPr>
+      <w:r>
+        <w:rPr>
+          <w:rFonts w:ascii="Consolas" w:cs="Consolas" w:eastAsia="Consolas" w:hAnsi="Consolas"/>
+          <w:sz w:val="18"/>
+          <w:szCs w:val="18"/>
+        </w:rPr>
+        <w:t xml:space="preserve">        if data["sitting"] and data["sit_minutes"] &gt; sit_limit:</w:t>
+      </w:r>
+    </w:p>
+    <w:p>
+      <w:pPr>
+        <w:shd w:fill="F2F2F2" w:color="auto" w:val="clear"/>
+        <w:spacing w:after="0" w:before="0" w:line="240"/>
+        <w:ind w:left="200"/>
+      </w:pPr>
+      <w:r>
+        <w:rPr>
+          <w:rFonts w:ascii="Consolas" w:cs="Consolas" w:eastAsia="Consolas" w:hAnsi="Consolas"/>
+          <w:sz w:val="18"/>
+          <w:szCs w:val="18"/>
+        </w:rPr>
+        <w:t xml:space="preserve">            send_alert(client, "sitting", f"You have been sitting for {data['sit_minutes']} min. "</w:t>
+      </w:r>
+    </w:p>
+    <w:p>
+      <w:pPr>
+        <w:shd w:fill="F2F2F2" w:color="auto" w:val="clear"/>
+        <w:spacing w:after="0" w:before="0" w:line="240"/>
+        <w:ind w:left="200"/>
+      </w:pPr>
+      <w:r>
+        <w:rPr>
+          <w:rFonts w:ascii="Consolas" w:cs="Consolas" w:eastAsia="Consolas" w:hAnsi="Consolas"/>
+          <w:sz w:val="18"/>
+          <w:szCs w:val="18"/>
+        </w:rPr>
+        <w:t xml:space="preserve">                                          f"Your normal is {sit_limit} min. Time for a break!")</w:t>
+      </w:r>
+    </w:p>
+    <w:p>
+      <w:pPr>
+        <w:shd w:fill="F2F2F2" w:color="auto" w:val="clear"/>
+        <w:spacing w:after="0" w:before="0" w:line="240"/>
+        <w:ind w:left="200"/>
+      </w:pPr>
+      <w:r>
+        <w:rPr>
+          <w:rFonts w:ascii="Consolas" w:cs="Consolas" w:eastAsia="Consolas" w:hAnsi="Consolas"/>
+          <w:sz w:val="18"/>
+          <w:szCs w:val="18"/>
+        </w:rPr>
+        <w:t xml:space="preserve"> </w:t>
+      </w:r>
+    </w:p>
+    <w:p>
+      <w:pPr>
+        <w:shd w:fill="F2F2F2" w:color="auto" w:val="clear"/>
+        <w:spacing w:after="0" w:before="0" w:line="240"/>
+        <w:ind w:left="200"/>
+      </w:pPr>
+      <w:r>
+        <w:rPr>
+          <w:rFonts w:ascii="Consolas" w:cs="Consolas" w:eastAsia="Consolas" w:hAnsi="Consolas"/>
+          <w:sz w:val="18"/>
+          <w:szCs w:val="18"/>
+        </w:rPr>
+        <w:t xml:space="preserve">        if data["bpm"] &gt; 0:</w:t>
+      </w:r>
+    </w:p>
+    <w:p>
+      <w:pPr>
+        <w:shd w:fill="F2F2F2" w:color="auto" w:val="clear"/>
+        <w:spacing w:after="0" w:before="0" w:line="240"/>
+        <w:ind w:left="200"/>
+      </w:pPr>
+      <w:r>
+        <w:rPr>
+          <w:rFonts w:ascii="Consolas" w:cs="Consolas" w:eastAsia="Consolas" w:hAnsi="Consolas"/>
+          <w:sz w:val="18"/>
+          <w:szCs w:val="18"/>
+        </w:rPr>
+        <w:t xml:space="preserve">            # the Arduino repeats the same result for 1 minute, so save it only once</w:t>
+      </w:r>
+    </w:p>
+    <w:p>
+      <w:pPr>
+        <w:shd w:fill="F2F2F2" w:color="auto" w:val="clear"/>
+        <w:spacing w:after="0" w:before="0" w:line="240"/>
+        <w:ind w:left="200"/>
+      </w:pPr>
+      <w:r>
+        <w:rPr>
+          <w:rFonts w:ascii="Consolas" w:cs="Consolas" w:eastAsia="Consolas" w:hAnsi="Consolas"/>
+          <w:sz w:val="18"/>
+          <w:szCs w:val="18"/>
+        </w:rPr>
+        <w:t xml:space="preserve">            if time.time() - last_heart_save &gt; 60:</w:t>
+      </w:r>
+    </w:p>
+    <w:p>
+      <w:pPr>
+        <w:shd w:fill="F2F2F2" w:color="auto" w:val="clear"/>
+        <w:spacing w:after="0" w:before="0" w:line="240"/>
+        <w:ind w:left="200"/>
+      </w:pPr>
+      <w:r>
+        <w:rPr>
+          <w:rFonts w:ascii="Consolas" w:cs="Consolas" w:eastAsia="Consolas" w:hAnsi="Consolas"/>
+          <w:sz w:val="18"/>
+          <w:szCs w:val="18"/>
+        </w:rPr>
+        <w:t xml:space="preserve">                db.execute("INSERT INTO heart VALUES (datetime('now', 'localtime'), ?)", (data["bpm"],))</w:t>
+      </w:r>
+    </w:p>
+    <w:p>
+      <w:pPr>
+        <w:shd w:fill="F2F2F2" w:color="auto" w:val="clear"/>
+        <w:spacing w:after="0" w:before="0" w:line="240"/>
+        <w:ind w:left="200"/>
+      </w:pPr>
+      <w:r>
+        <w:rPr>
+          <w:rFonts w:ascii="Consolas" w:cs="Consolas" w:eastAsia="Consolas" w:hAnsi="Consolas"/>
+          <w:sz w:val="18"/>
+          <w:szCs w:val="18"/>
+        </w:rPr>
+        <w:t xml:space="preserve">                db.commit()</w:t>
+      </w:r>
+    </w:p>
+    <w:p>
+      <w:pPr>
+        <w:shd w:fill="F2F2F2" w:color="auto" w:val="clear"/>
+        <w:spacing w:after="0" w:before="0" w:line="240"/>
+        <w:ind w:left="200"/>
+      </w:pPr>
+      <w:r>
+        <w:rPr>
+          <w:rFonts w:ascii="Consolas" w:cs="Consolas" w:eastAsia="Consolas" w:hAnsi="Consolas"/>
+          <w:sz w:val="18"/>
+          <w:szCs w:val="18"/>
+        </w:rPr>
+        <w:t xml:space="preserve">                last_heart_save = time.time()</w:t>
+      </w:r>
+    </w:p>
+    <w:p>
+      <w:pPr>
+        <w:shd w:fill="F2F2F2" w:color="auto" w:val="clear"/>
+        <w:spacing w:after="0" w:before="0" w:line="240"/>
+        <w:ind w:left="200"/>
+      </w:pPr>
+      <w:r>
+        <w:rPr>
+          <w:rFonts w:ascii="Consolas" w:cs="Consolas" w:eastAsia="Consolas" w:hAnsi="Consolas"/>
+          <w:sz w:val="18"/>
+          <w:szCs w:val="18"/>
+        </w:rPr>
+        <w:t xml:space="preserve">            if data["bpm"] &gt; bpm_limit:</w:t>
+      </w:r>
+    </w:p>
+    <w:p>
+      <w:pPr>
+        <w:shd w:fill="F2F2F2" w:color="auto" w:val="clear"/>
+        <w:spacing w:after="0" w:before="0" w:line="240"/>
+        <w:ind w:left="200"/>
+      </w:pPr>
+      <w:r>
+        <w:rPr>
+          <w:rFonts w:ascii="Consolas" w:cs="Consolas" w:eastAsia="Consolas" w:hAnsi="Consolas"/>
+          <w:sz w:val="18"/>
+          <w:szCs w:val="18"/>
+        </w:rPr>
+        <w:t xml:space="preserve">                send_alert(client, "heart", f"Your heart rate is {data['bpm']} bpm. "</w:t>
+      </w:r>
+    </w:p>
+    <w:p>
+      <w:pPr>
+        <w:shd w:fill="F2F2F2" w:color="auto" w:val="clear"/>
+        <w:spacing w:after="0" w:before="0" w:line="240"/>
+        <w:ind w:left="200"/>
+      </w:pPr>
+      <w:r>
+        <w:rPr>
+          <w:rFonts w:ascii="Consolas" w:cs="Consolas" w:eastAsia="Consolas" w:hAnsi="Consolas"/>
+          <w:sz w:val="18"/>
+          <w:szCs w:val="18"/>
+        </w:rPr>
+        <w:t xml:space="preserve">                                            f"Your normal is up to {bpm_limit} bpm.")</w:t>
+      </w:r>
+    </w:p>
+    <w:p>
+      <w:pPr>
+        <w:shd w:fill="F2F2F2" w:color="auto" w:val="clear"/>
+        <w:spacing w:after="0" w:before="0" w:line="240"/>
+        <w:ind w:left="200"/>
+      </w:pPr>
+      <w:r>
+        <w:rPr>
+          <w:rFonts w:ascii="Consolas" w:cs="Consolas" w:eastAsia="Consolas" w:hAnsi="Consolas"/>
+          <w:sz w:val="18"/>
+          <w:szCs w:val="18"/>
+        </w:rPr>
+        <w:t xml:space="preserve"> </w:t>
+      </w:r>
+    </w:p>
+    <w:p>
+      <w:pPr>
+        <w:shd w:fill="F2F2F2" w:color="auto" w:val="clear"/>
+        <w:spacing w:after="0" w:before="0" w:line="240"/>
+        <w:ind w:left="200"/>
+      </w:pPr>
+      <w:r>
+        <w:rPr>
+          <w:rFonts w:ascii="Consolas" w:cs="Consolas" w:eastAsia="Consolas" w:hAnsi="Consolas"/>
+          <w:sz w:val="18"/>
+          <w:szCs w:val="18"/>
+        </w:rPr>
+        <w:t xml:space="preserve"># 5. Connect to Mosquitto and listen to both topics in the background</w:t>
+      </w:r>
+    </w:p>
+    <w:p>
+      <w:pPr>
+        <w:shd w:fill="F2F2F2" w:color="auto" w:val="clear"/>
+        <w:spacing w:after="0" w:before="0" w:line="240"/>
+        <w:ind w:left="200"/>
+      </w:pPr>
+      <w:r>
+        <w:rPr>
+          <w:rFonts w:ascii="Consolas" w:cs="Consolas" w:eastAsia="Consolas" w:hAnsi="Consolas"/>
+          <w:sz w:val="18"/>
+          <w:szCs w:val="18"/>
+        </w:rPr>
+        <w:t xml:space="preserve">client = mqtt.Client(mqtt.CallbackAPIVersion.VERSION2)</w:t>
+      </w:r>
+    </w:p>
+    <w:p>
+      <w:pPr>
+        <w:shd w:fill="F2F2F2" w:color="auto" w:val="clear"/>
+        <w:spacing w:after="0" w:before="0" w:line="240"/>
+        <w:ind w:left="200"/>
+      </w:pPr>
+      <w:r>
+        <w:rPr>
+          <w:rFonts w:ascii="Consolas" w:cs="Consolas" w:eastAsia="Consolas" w:hAnsi="Consolas"/>
+          <w:sz w:val="18"/>
+          <w:szCs w:val="18"/>
+        </w:rPr>
+        <w:t xml:space="preserve">client.on_message = on_message</w:t>
+      </w:r>
+    </w:p>
+    <w:p>
+      <w:pPr>
+        <w:shd w:fill="F2F2F2" w:color="auto" w:val="clear"/>
+        <w:spacing w:after="0" w:before="0" w:line="240"/>
+        <w:ind w:left="200"/>
+      </w:pPr>
+      <w:r>
+        <w:rPr>
+          <w:rFonts w:ascii="Consolas" w:cs="Consolas" w:eastAsia="Consolas" w:hAnsi="Consolas"/>
+          <w:sz w:val="18"/>
+          <w:szCs w:val="18"/>
+        </w:rPr>
+        <w:t xml:space="preserve">client.connect("localhost", 1883)</w:t>
+      </w:r>
+    </w:p>
+    <w:p>
+      <w:pPr>
+        <w:shd w:fill="F2F2F2" w:color="auto" w:val="clear"/>
+        <w:spacing w:after="0" w:before="0" w:line="240"/>
+        <w:ind w:left="200"/>
+      </w:pPr>
+      <w:r>
+        <w:rPr>
+          <w:rFonts w:ascii="Consolas" w:cs="Consolas" w:eastAsia="Consolas" w:hAnsi="Consolas"/>
+          <w:sz w:val="18"/>
+          <w:szCs w:val="18"/>
+        </w:rPr>
+        <w:t xml:space="preserve">client.subscribe("sdg/session")</w:t>
+      </w:r>
+    </w:p>
+    <w:p>
+      <w:pPr>
+        <w:shd w:fill="F2F2F2" w:color="auto" w:val="clear"/>
+        <w:spacing w:after="0" w:before="0" w:line="240"/>
+        <w:ind w:left="200"/>
+      </w:pPr>
+      <w:r>
+        <w:rPr>
+          <w:rFonts w:ascii="Consolas" w:cs="Consolas" w:eastAsia="Consolas" w:hAnsi="Consolas"/>
+          <w:sz w:val="18"/>
+          <w:szCs w:val="18"/>
+        </w:rPr>
+        <w:t xml:space="preserve">client.subscribe("sdg/readings")</w:t>
+      </w:r>
+    </w:p>
+    <w:p>
+      <w:pPr>
+        <w:shd w:fill="F2F2F2" w:color="auto" w:val="clear"/>
+        <w:spacing w:after="0" w:before="0" w:line="240"/>
+        <w:ind w:left="200"/>
+      </w:pPr>
+      <w:r>
+        <w:rPr>
+          <w:rFonts w:ascii="Consolas" w:cs="Consolas" w:eastAsia="Consolas" w:hAnsi="Consolas"/>
+          <w:sz w:val="18"/>
+          <w:szCs w:val="18"/>
+        </w:rPr>
+        <w:t xml:space="preserve">client.loop_start()</w:t>
+      </w:r>
+    </w:p>
+    <w:p>
+      <w:pPr>
+        <w:shd w:fill="F2F2F2" w:color="auto" w:val="clear"/>
+        <w:spacing w:after="0" w:before="0" w:line="240"/>
+        <w:ind w:left="200"/>
+      </w:pPr>
+      <w:r>
+        <w:rPr>
+          <w:rFonts w:ascii="Consolas" w:cs="Consolas" w:eastAsia="Consolas" w:hAnsi="Consolas"/>
+          <w:sz w:val="18"/>
+          <w:szCs w:val="18"/>
+        </w:rPr>
+        <w:t xml:space="preserve"> </w:t>
+      </w:r>
+    </w:p>
+    <w:p>
+      <w:pPr>
+        <w:shd w:fill="F2F2F2" w:color="auto" w:val="clear"/>
+        <w:spacing w:after="0" w:before="0" w:line="240"/>
+        <w:ind w:left="200"/>
+      </w:pPr>
+      <w:r>
+        <w:rPr>
+          <w:rFonts w:ascii="Consolas" w:cs="Consolas" w:eastAsia="Consolas" w:hAnsi="Consolas"/>
+          <w:sz w:val="18"/>
+          <w:szCs w:val="18"/>
+        </w:rPr>
+        <w:t xml:space="preserve"># 6. Web pages for the app</w:t>
+      </w:r>
+    </w:p>
+    <w:p>
+      <w:pPr>
+        <w:shd w:fill="F2F2F2" w:color="auto" w:val="clear"/>
+        <w:spacing w:after="0" w:before="0" w:line="240"/>
+        <w:ind w:left="200"/>
+      </w:pPr>
+      <w:r>
+        <w:rPr>
+          <w:rFonts w:ascii="Consolas" w:cs="Consolas" w:eastAsia="Consolas" w:hAnsi="Consolas"/>
+          <w:sz w:val="18"/>
+          <w:szCs w:val="18"/>
+        </w:rPr>
+        <w:t xml:space="preserve">app = Flask(__name__)</w:t>
+      </w:r>
+    </w:p>
+    <w:p>
+      <w:pPr>
+        <w:shd w:fill="F2F2F2" w:color="auto" w:val="clear"/>
+        <w:spacing w:after="0" w:before="0" w:line="240"/>
+        <w:ind w:left="200"/>
+      </w:pPr>
+      <w:r>
+        <w:rPr>
+          <w:rFonts w:ascii="Consolas" w:cs="Consolas" w:eastAsia="Consolas" w:hAnsi="Consolas"/>
+          <w:sz w:val="18"/>
+          <w:szCs w:val="18"/>
+        </w:rPr>
+        <w:t xml:space="preserve">CORS(app)</w:t>
+      </w:r>
+    </w:p>
+    <w:p>
+      <w:pPr>
+        <w:shd w:fill="F2F2F2" w:color="auto" w:val="clear"/>
+        <w:spacing w:after="0" w:before="0" w:line="240"/>
+        <w:ind w:left="200"/>
+      </w:pPr>
+      <w:r>
+        <w:rPr>
+          <w:rFonts w:ascii="Consolas" w:cs="Consolas" w:eastAsia="Consolas" w:hAnsi="Consolas"/>
+          <w:sz w:val="18"/>
+          <w:szCs w:val="18"/>
+        </w:rPr>
+        <w:t xml:space="preserve"> </w:t>
+      </w:r>
+    </w:p>
+    <w:p>
+      <w:pPr>
+        <w:shd w:fill="F2F2F2" w:color="auto" w:val="clear"/>
+        <w:spacing w:after="0" w:before="0" w:line="240"/>
+        <w:ind w:left="200"/>
+      </w:pPr>
+      <w:r>
+        <w:rPr>
+          <w:rFonts w:ascii="Consolas" w:cs="Consolas" w:eastAsia="Consolas" w:hAnsi="Consolas"/>
+          <w:sz w:val="18"/>
+          <w:szCs w:val="18"/>
+        </w:rPr>
+        <w:t xml:space="preserve">@app.get("/history")</w:t>
+      </w:r>
+    </w:p>
+    <w:p>
+      <w:pPr>
+        <w:shd w:fill="F2F2F2" w:color="auto" w:val="clear"/>
+        <w:spacing w:after="0" w:before="0" w:line="240"/>
+        <w:ind w:left="200"/>
+      </w:pPr>
+      <w:r>
+        <w:rPr>
+          <w:rFonts w:ascii="Consolas" w:cs="Consolas" w:eastAsia="Consolas" w:hAnsi="Consolas"/>
+          <w:sz w:val="18"/>
+          <w:szCs w:val="18"/>
+        </w:rPr>
+        <w:t xml:space="preserve">def history():</w:t>
+      </w:r>
+    </w:p>
+    <w:p>
+      <w:pPr>
+        <w:shd w:fill="F2F2F2" w:color="auto" w:val="clear"/>
+        <w:spacing w:after="0" w:before="0" w:line="240"/>
+        <w:ind w:left="200"/>
+      </w:pPr>
+      <w:r>
+        <w:rPr>
+          <w:rFonts w:ascii="Consolas" w:cs="Consolas" w:eastAsia="Consolas" w:hAnsi="Consolas"/>
+          <w:sz w:val="18"/>
+          <w:szCs w:val="18"/>
+        </w:rPr>
+        <w:t xml:space="preserve">    rows = db.execute("SELECT ended, minutes FROM sessions ORDER BY rowid DESC LIMIT 20").fetchall()</w:t>
+      </w:r>
+    </w:p>
+    <w:p>
+      <w:pPr>
+        <w:shd w:fill="F2F2F2" w:color="auto" w:val="clear"/>
+        <w:spacing w:after="0" w:before="0" w:line="240"/>
+        <w:ind w:left="200"/>
+      </w:pPr>
+      <w:r>
+        <w:rPr>
+          <w:rFonts w:ascii="Consolas" w:cs="Consolas" w:eastAsia="Consolas" w:hAnsi="Consolas"/>
+          <w:sz w:val="18"/>
+          <w:szCs w:val="18"/>
+        </w:rPr>
+        <w:t xml:space="preserve">    return jsonify([{"ended": r[0], "minutes": r[1]} for r in rows])</w:t>
+      </w:r>
+    </w:p>
+    <w:p>
+      <w:pPr>
+        <w:shd w:fill="F2F2F2" w:color="auto" w:val="clear"/>
+        <w:spacing w:after="0" w:before="0" w:line="240"/>
+        <w:ind w:left="200"/>
+      </w:pPr>
+      <w:r>
+        <w:rPr>
+          <w:rFonts w:ascii="Consolas" w:cs="Consolas" w:eastAsia="Consolas" w:hAnsi="Consolas"/>
+          <w:sz w:val="18"/>
+          <w:szCs w:val="18"/>
+        </w:rPr>
+        <w:t xml:space="preserve"> </w:t>
+      </w:r>
+    </w:p>
+    <w:p>
+      <w:pPr>
+        <w:shd w:fill="F2F2F2" w:color="auto" w:val="clear"/>
+        <w:spacing w:after="0" w:before="0" w:line="240"/>
+        <w:ind w:left="200"/>
+      </w:pPr>
+      <w:r>
+        <w:rPr>
+          <w:rFonts w:ascii="Consolas" w:cs="Consolas" w:eastAsia="Consolas" w:hAnsi="Consolas"/>
+          <w:sz w:val="18"/>
+          <w:szCs w:val="18"/>
+        </w:rPr>
+        <w:t xml:space="preserve">@app.get("/normal")</w:t>
+      </w:r>
+    </w:p>
+    <w:p>
+      <w:pPr>
+        <w:shd w:fill="F2F2F2" w:color="auto" w:val="clear"/>
+        <w:spacing w:after="0" w:before="0" w:line="240"/>
+        <w:ind w:left="200"/>
+      </w:pPr>
+      <w:r>
+        <w:rPr>
+          <w:rFonts w:ascii="Consolas" w:cs="Consolas" w:eastAsia="Consolas" w:hAnsi="Consolas"/>
+          <w:sz w:val="18"/>
+          <w:szCs w:val="18"/>
+        </w:rPr>
+        <w:t xml:space="preserve">def normal():</w:t>
+      </w:r>
+    </w:p>
+    <w:p>
+      <w:pPr>
+        <w:shd w:fill="F2F2F2" w:color="auto" w:val="clear"/>
+        <w:spacing w:after="0" w:before="0" w:line="240"/>
+        <w:ind w:left="200"/>
+      </w:pPr>
+      <w:r>
+        <w:rPr>
+          <w:rFonts w:ascii="Consolas" w:cs="Consolas" w:eastAsia="Consolas" w:hAnsi="Consolas"/>
+          <w:sz w:val="18"/>
+          <w:szCs w:val="18"/>
+        </w:rPr>
+        <w:t xml:space="preserve">    sit_limit, days = personal_limit("sessions", "minutes", "ended", DEFAULT_SIT)</w:t>
+      </w:r>
+    </w:p>
+    <w:p>
+      <w:pPr>
+        <w:shd w:fill="F2F2F2" w:color="auto" w:val="clear"/>
+        <w:spacing w:after="0" w:before="0" w:line="240"/>
+        <w:ind w:left="200"/>
+      </w:pPr>
+      <w:r>
+        <w:rPr>
+          <w:rFonts w:ascii="Consolas" w:cs="Consolas" w:eastAsia="Consolas" w:hAnsi="Consolas"/>
+          <w:sz w:val="18"/>
+          <w:szCs w:val="18"/>
+        </w:rPr>
+        <w:t xml:space="preserve">    bpm_limit, heart_days = personal_limit("heart", "bpm", "measured", DEFAULT_BPM)</w:t>
+      </w:r>
+    </w:p>
+    <w:p>
+      <w:pPr>
+        <w:shd w:fill="F2F2F2" w:color="auto" w:val="clear"/>
+        <w:spacing w:after="0" w:before="0" w:line="240"/>
+        <w:ind w:left="200"/>
+      </w:pPr>
+      <w:r>
+        <w:rPr>
+          <w:rFonts w:ascii="Consolas" w:cs="Consolas" w:eastAsia="Consolas" w:hAnsi="Consolas"/>
+          <w:sz w:val="18"/>
+          <w:szCs w:val="18"/>
+        </w:rPr>
+        <w:t xml:space="preserve">    return jsonify({"sit_minutes": sit_limit, "bpm": bpm_limit,</w:t>
+      </w:r>
+    </w:p>
+    <w:p>
+      <w:pPr>
+        <w:shd w:fill="F2F2F2" w:color="auto" w:val="clear"/>
+        <w:spacing w:after="0" w:before="0" w:line="240"/>
+        <w:ind w:left="200"/>
+      </w:pPr>
+      <w:r>
+        <w:rPr>
+          <w:rFonts w:ascii="Consolas" w:cs="Consolas" w:eastAsia="Consolas" w:hAnsi="Consolas"/>
+          <w:sz w:val="18"/>
+          <w:szCs w:val="18"/>
+        </w:rPr>
+        <w:t xml:space="preserve">                    "days": days, "learning": days &lt; 3})</w:t>
+      </w:r>
+    </w:p>
+    <w:p>
+      <w:pPr>
+        <w:shd w:fill="F2F2F2" w:color="auto" w:val="clear"/>
+        <w:spacing w:after="0" w:before="0" w:line="240"/>
+        <w:ind w:left="200"/>
+      </w:pPr>
+      <w:r>
+        <w:rPr>
+          <w:rFonts w:ascii="Consolas" w:cs="Consolas" w:eastAsia="Consolas" w:hAnsi="Consolas"/>
+          <w:sz w:val="18"/>
+          <w:szCs w:val="18"/>
+        </w:rPr>
+        <w:t xml:space="preserve"> </w:t>
+      </w:r>
+    </w:p>
+    <w:p>
+      <w:pPr>
+        <w:shd w:fill="F2F2F2" w:color="auto" w:val="clear"/>
+        <w:spacing w:after="160" w:before="0" w:line="240"/>
+        <w:ind w:left="200"/>
+      </w:pPr>
+      <w:r>
+        <w:rPr>
+          <w:rFonts w:ascii="Consolas" w:cs="Consolas" w:eastAsia="Consolas" w:hAnsi="Consolas"/>
+          <w:sz w:val="18"/>
+          <w:szCs w:val="18"/>
+        </w:rPr>
+        <w:t xml:space="preserve">app.run(host="0.0.0.0", port=5000)</w:t>
+      </w:r>
+    </w:p>
+    <w:p>
+      <w:pPr>
+        <w:spacing w:after="140" w:line="276"/>
+      </w:pPr>
+      <w:r>
+        <w:rPr>
+          <w:b/>
+          <w:bCs/>
+        </w:rPr>
+        <w:t xml:space="preserve">How the new parts work:</w:t>
+      </w:r>
+    </w:p>
+    <w:p>
+      <w:pPr>
+        <w:pStyle w:val="ListParagraph"/>
+        <w:numPr>
+          <w:ilvl w:val="0"/>
+          <w:numId w:val="3"/>
+        </w:numPr>
+        <w:spacing w:after="60" w:line="276"/>
+      </w:pPr>
+      <w:r>
+        <w:rPr>
+          <w:b/>
+          <w:bCs/>
+        </w:rPr>
+        <w:t xml:space="preserve">Part 1</w:t>
+      </w:r>
+      <w:r>
+        <w:t xml:space="preserve"> adds a second table, </w:t>
+      </w:r>
+      <w:r>
+        <w:rPr>
+          <w:rFonts w:ascii="Consolas" w:cs="Consolas" w:eastAsia="Consolas" w:hAnsi="Consolas"/>
+          <w:color w:val="8A1C1C"/>
+          <w:sz w:val="20"/>
+          <w:szCs w:val="20"/>
+        </w:rPr>
+        <w:t xml:space="preserve">heart</w:t>
+      </w:r>
+      <w:r>
+        <w:t xml:space="preserve">, for ECG results.</w:t>
+      </w:r>
+    </w:p>
+    <w:p>
+      <w:pPr>
+        <w:pStyle w:val="ListParagraph"/>
+        <w:numPr>
+          <w:ilvl w:val="0"/>
+          <w:numId w:val="3"/>
+        </w:numPr>
+        <w:spacing w:after="60" w:line="276"/>
+      </w:pPr>
+      <w:r>
+        <w:rPr>
+          <w:b/>
+          <w:bCs/>
+        </w:rPr>
+        <w:t xml:space="preserve">Part 2</w:t>
+      </w:r>
+      <w:r>
+        <w:t xml:space="preserve"> (</w:t>
+      </w:r>
+      <w:r>
+        <w:rPr>
+          <w:rFonts w:ascii="Consolas" w:cs="Consolas" w:eastAsia="Consolas" w:hAnsi="Consolas"/>
+          <w:color w:val="8A1C1C"/>
+          <w:sz w:val="20"/>
+          <w:szCs w:val="20"/>
+        </w:rPr>
+        <w:t xml:space="preserve">personal_limit</w:t>
+      </w:r>
+      <w:r>
+        <w:t xml:space="preserve">) counts how many different days are in the table. With fewer than 3 days it returns the fixed limit. Otherwise it returns the average × 1.15. </w:t>
+      </w:r>
+      <w:r>
+        <w:rPr>
+          <w:rFonts w:ascii="Consolas" w:cs="Consolas" w:eastAsia="Consolas" w:hAnsi="Consolas"/>
+          <w:color w:val="8A1C1C"/>
+          <w:sz w:val="20"/>
+          <w:szCs w:val="20"/>
+        </w:rPr>
+        <w:t xml:space="preserve">round()</w:t>
+      </w:r>
+      <w:r>
+        <w:t xml:space="preserve"> makes it a whole number.</w:t>
+      </w:r>
+    </w:p>
+    <w:p>
+      <w:pPr>
+        <w:pStyle w:val="ListParagraph"/>
+        <w:numPr>
+          <w:ilvl w:val="0"/>
+          <w:numId w:val="3"/>
+        </w:numPr>
+        <w:spacing w:after="60" w:line="276"/>
+      </w:pPr>
+      <w:r>
+        <w:rPr>
+          <w:b/>
+          <w:bCs/>
+        </w:rPr>
+        <w:t xml:space="preserve">Part 3</w:t>
+      </w:r>
+      <w:r>
+        <w:t xml:space="preserve"> (</w:t>
+      </w:r>
+      <w:r>
+        <w:rPr>
+          <w:rFonts w:ascii="Consolas" w:cs="Consolas" w:eastAsia="Consolas" w:hAnsi="Consolas"/>
+          <w:color w:val="8A1C1C"/>
+          <w:sz w:val="20"/>
+          <w:szCs w:val="20"/>
+        </w:rPr>
+        <w:t xml:space="preserve">send_alert</w:t>
+      </w:r>
+      <w:r>
+        <w:t xml:space="preserve">) remembers when each type was last sent and stays quiet for 300 seconds (5 minutes). </w:t>
+      </w:r>
+      <w:r>
+        <w:rPr>
+          <w:rFonts w:ascii="Consolas" w:cs="Consolas" w:eastAsia="Consolas" w:hAnsi="Consolas"/>
+          <w:color w:val="8A1C1C"/>
+          <w:sz w:val="20"/>
+          <w:szCs w:val="20"/>
+        </w:rPr>
+        <w:t xml:space="preserve">client.publish</w:t>
+      </w:r>
+      <w:r>
+        <w:t xml:space="preserve"> sends the warning to the app.</w:t>
+      </w:r>
+    </w:p>
+    <w:p>
+      <w:pPr>
+        <w:pStyle w:val="ListParagraph"/>
+        <w:numPr>
+          <w:ilvl w:val="0"/>
+          <w:numId w:val="3"/>
+        </w:numPr>
+        <w:spacing w:after="60" w:line="276"/>
+      </w:pPr>
+      <w:r>
+        <w:rPr>
+          <w:b/>
+          <w:bCs/>
+        </w:rPr>
+        <w:t xml:space="preserve">Part 4b</w:t>
+      </w:r>
+      <w:r>
+        <w:t xml:space="preserve"> runs for every reading. It gets the two limits and compares them with the reading. Because the Arduino repeats the same ECG result for one minute, the heart value is saved only once.</w:t>
+      </w:r>
+    </w:p>
+    <w:p>
+      <w:pPr>
+        <w:pStyle w:val="ListParagraph"/>
+        <w:numPr>
+          <w:ilvl w:val="0"/>
+          <w:numId w:val="3"/>
+        </w:numPr>
+        <w:spacing w:after="60" w:line="276"/>
+      </w:pPr>
+      <w:r>
+        <w:rPr>
+          <w:b/>
+          <w:bCs/>
+        </w:rPr>
+        <w:t xml:space="preserve">Part 6</w:t>
+      </w:r>
+      <w:r>
+        <w:t xml:space="preserve"> has a new web page, </w:t>
+      </w:r>
+      <w:r>
+        <w:rPr>
+          <w:rFonts w:ascii="Consolas" w:cs="Consolas" w:eastAsia="Consolas" w:hAnsi="Consolas"/>
+          <w:color w:val="8A1C1C"/>
+          <w:sz w:val="20"/>
+          <w:szCs w:val="20"/>
+        </w:rPr>
+        <w:t xml:space="preserve">/normal</w:t>
+      </w:r>
+      <w:r>
+        <w:t xml:space="preserve">, which tells the app the user's current limits.</w:t>
+      </w:r>
+    </w:p>
+    <w:p>
+      <w:pPr>
+        <w:pStyle w:val="Heading2"/>
+      </w:pPr>
+      <w:r>
+        <w:t xml:space="preserve">Test it with fake past days (also great for the demo)</w:t>
+      </w:r>
+    </w:p>
+    <w:p>
+      <w:pPr>
+        <w:spacing w:after="140" w:line="276"/>
+      </w:pPr>
+      <w:r>
+        <w:t xml:space="preserve">Nobody can wait 3 days during a demo, so this small script adds </w:t>
+      </w:r>
+      <w:r>
+        <w:rPr>
+          <w:b/>
+          <w:bCs/>
+        </w:rPr>
+        <w:t xml:space="preserve">4 days of fake history</w:t>
+      </w:r>
+      <w:r>
+        <w:t xml:space="preserve">. Create it with </w:t>
+      </w:r>
+      <w:r>
+        <w:rPr>
+          <w:rFonts w:ascii="Consolas" w:cs="Consolas" w:eastAsia="Consolas" w:hAnsi="Consolas"/>
+          <w:color w:val="8A1C1C"/>
+          <w:sz w:val="20"/>
+          <w:szCs w:val="20"/>
+        </w:rPr>
+        <w:t xml:space="preserve">nano seed.py</w:t>
+      </w:r>
+      <w:r>
+        <w:t xml:space="preserve">:</w:t>
+      </w:r>
+    </w:p>
+    <w:p>
+      <w:pPr>
+        <w:shd w:fill="F2F2F2" w:color="auto" w:val="clear"/>
+        <w:spacing w:after="0" w:before="60" w:line="240"/>
+        <w:ind w:left="200"/>
+      </w:pPr>
+      <w:r>
+        <w:rPr>
+          <w:rFonts w:ascii="Consolas" w:cs="Consolas" w:eastAsia="Consolas" w:hAnsi="Consolas"/>
+          <w:sz w:val="18"/>
+          <w:szCs w:val="18"/>
+        </w:rPr>
+        <w:t xml:space="preserve">import sqlite3</w:t>
+      </w:r>
+    </w:p>
+    <w:p>
+      <w:pPr>
+        <w:shd w:fill="F2F2F2" w:color="auto" w:val="clear"/>
+        <w:spacing w:after="0" w:before="0" w:line="240"/>
+        <w:ind w:left="200"/>
+      </w:pPr>
+      <w:r>
+        <w:rPr>
+          <w:rFonts w:ascii="Consolas" w:cs="Consolas" w:eastAsia="Consolas" w:hAnsi="Consolas"/>
+          <w:sz w:val="18"/>
+          <w:szCs w:val="18"/>
+        </w:rPr>
+        <w:t xml:space="preserve"> </w:t>
+      </w:r>
+    </w:p>
+    <w:p>
+      <w:pPr>
+        <w:shd w:fill="F2F2F2" w:color="auto" w:val="clear"/>
+        <w:spacing w:after="0" w:before="0" w:line="240"/>
+        <w:ind w:left="200"/>
+      </w:pPr>
+      <w:r>
+        <w:rPr>
+          <w:rFonts w:ascii="Consolas" w:cs="Consolas" w:eastAsia="Consolas" w:hAnsi="Consolas"/>
+          <w:sz w:val="18"/>
+          <w:szCs w:val="18"/>
+        </w:rPr>
+        <w:t xml:space="preserve">db = sqlite3.connect("sdg.db")</w:t>
+      </w:r>
+    </w:p>
+    <w:p>
+      <w:pPr>
+        <w:shd w:fill="F2F2F2" w:color="auto" w:val="clear"/>
+        <w:spacing w:after="0" w:before="0" w:line="240"/>
+        <w:ind w:left="200"/>
+      </w:pPr>
+      <w:r>
+        <w:rPr>
+          <w:rFonts w:ascii="Consolas" w:cs="Consolas" w:eastAsia="Consolas" w:hAnsi="Consolas"/>
+          <w:sz w:val="18"/>
+          <w:szCs w:val="18"/>
+        </w:rPr>
+        <w:t xml:space="preserve">db.execute("CREATE TABLE IF NOT EXISTS sessions (ended TEXT, minutes INTEGER)")</w:t>
+      </w:r>
+    </w:p>
+    <w:p>
+      <w:pPr>
+        <w:shd w:fill="F2F2F2" w:color="auto" w:val="clear"/>
+        <w:spacing w:after="0" w:before="0" w:line="240"/>
+        <w:ind w:left="200"/>
+      </w:pPr>
+      <w:r>
+        <w:rPr>
+          <w:rFonts w:ascii="Consolas" w:cs="Consolas" w:eastAsia="Consolas" w:hAnsi="Consolas"/>
+          <w:sz w:val="18"/>
+          <w:szCs w:val="18"/>
+        </w:rPr>
+        <w:t xml:space="preserve">db.execute("CREATE TABLE IF NOT EXISTS heart (measured TEXT, bpm INTEGER)")</w:t>
+      </w:r>
+    </w:p>
+    <w:p>
+      <w:pPr>
+        <w:shd w:fill="F2F2F2" w:color="auto" w:val="clear"/>
+        <w:spacing w:after="0" w:before="0" w:line="240"/>
+        <w:ind w:left="200"/>
+      </w:pPr>
+      <w:r>
+        <w:rPr>
+          <w:rFonts w:ascii="Consolas" w:cs="Consolas" w:eastAsia="Consolas" w:hAnsi="Consolas"/>
+          <w:sz w:val="18"/>
+          <w:szCs w:val="18"/>
+        </w:rPr>
+        <w:t xml:space="preserve"> </w:t>
+      </w:r>
+    </w:p>
+    <w:p>
+      <w:pPr>
+        <w:shd w:fill="F2F2F2" w:color="auto" w:val="clear"/>
+        <w:spacing w:after="0" w:before="0" w:line="240"/>
+        <w:ind w:left="200"/>
+      </w:pPr>
+      <w:r>
+        <w:rPr>
+          <w:rFonts w:ascii="Consolas" w:cs="Consolas" w:eastAsia="Consolas" w:hAnsi="Consolas"/>
+          <w:sz w:val="18"/>
+          <w:szCs w:val="18"/>
+        </w:rPr>
+        <w:t xml:space="preserve"># (days ago, sitting sessions in minutes, heart rate of that day)</w:t>
+      </w:r>
+    </w:p>
+    <w:p>
+      <w:pPr>
+        <w:shd w:fill="F2F2F2" w:color="auto" w:val="clear"/>
+        <w:spacing w:after="0" w:before="0" w:line="240"/>
+        <w:ind w:left="200"/>
+      </w:pPr>
+      <w:r>
+        <w:rPr>
+          <w:rFonts w:ascii="Consolas" w:cs="Consolas" w:eastAsia="Consolas" w:hAnsi="Consolas"/>
+          <w:sz w:val="18"/>
+          <w:szCs w:val="18"/>
+        </w:rPr>
+        <w:t xml:space="preserve">fake_days = [</w:t>
+      </w:r>
+    </w:p>
+    <w:p>
+      <w:pPr>
+        <w:shd w:fill="F2F2F2" w:color="auto" w:val="clear"/>
+        <w:spacing w:after="0" w:before="0" w:line="240"/>
+        <w:ind w:left="200"/>
+      </w:pPr>
+      <w:r>
+        <w:rPr>
+          <w:rFonts w:ascii="Consolas" w:cs="Consolas" w:eastAsia="Consolas" w:hAnsi="Consolas"/>
+          <w:sz w:val="18"/>
+          <w:szCs w:val="18"/>
+        </w:rPr>
+        <w:t xml:space="preserve">    (4, [40, 35, 50], 72),</w:t>
+      </w:r>
+    </w:p>
+    <w:p>
+      <w:pPr>
+        <w:shd w:fill="F2F2F2" w:color="auto" w:val="clear"/>
+        <w:spacing w:after="0" w:before="0" w:line="240"/>
+        <w:ind w:left="200"/>
+      </w:pPr>
+      <w:r>
+        <w:rPr>
+          <w:rFonts w:ascii="Consolas" w:cs="Consolas" w:eastAsia="Consolas" w:hAnsi="Consolas"/>
+          <w:sz w:val="18"/>
+          <w:szCs w:val="18"/>
+        </w:rPr>
+        <w:t xml:space="preserve">    (3, [45, 30],     75),</w:t>
+      </w:r>
+    </w:p>
+    <w:p>
+      <w:pPr>
+        <w:shd w:fill="F2F2F2" w:color="auto" w:val="clear"/>
+        <w:spacing w:after="0" w:before="0" w:line="240"/>
+        <w:ind w:left="200"/>
+      </w:pPr>
+      <w:r>
+        <w:rPr>
+          <w:rFonts w:ascii="Consolas" w:cs="Consolas" w:eastAsia="Consolas" w:hAnsi="Consolas"/>
+          <w:sz w:val="18"/>
+          <w:szCs w:val="18"/>
+        </w:rPr>
+        <w:t xml:space="preserve">    (2, [38, 42, 47], 70),</w:t>
+      </w:r>
+    </w:p>
+    <w:p>
+      <w:pPr>
+        <w:shd w:fill="F2F2F2" w:color="auto" w:val="clear"/>
+        <w:spacing w:after="0" w:before="0" w:line="240"/>
+        <w:ind w:left="200"/>
+      </w:pPr>
+      <w:r>
+        <w:rPr>
+          <w:rFonts w:ascii="Consolas" w:cs="Consolas" w:eastAsia="Consolas" w:hAnsi="Consolas"/>
+          <w:sz w:val="18"/>
+          <w:szCs w:val="18"/>
+        </w:rPr>
+        <w:t xml:space="preserve">    (1, [44, 36],     74),</w:t>
+      </w:r>
+    </w:p>
+    <w:p>
+      <w:pPr>
+        <w:shd w:fill="F2F2F2" w:color="auto" w:val="clear"/>
+        <w:spacing w:after="0" w:before="0" w:line="240"/>
+        <w:ind w:left="200"/>
+      </w:pPr>
+      <w:r>
+        <w:rPr>
+          <w:rFonts w:ascii="Consolas" w:cs="Consolas" w:eastAsia="Consolas" w:hAnsi="Consolas"/>
+          <w:sz w:val="18"/>
+          <w:szCs w:val="18"/>
+        </w:rPr>
+        <w:t xml:space="preserve">]</w:t>
+      </w:r>
+    </w:p>
+    <w:p>
+      <w:pPr>
+        <w:shd w:fill="F2F2F2" w:color="auto" w:val="clear"/>
+        <w:spacing w:after="0" w:before="0" w:line="240"/>
+        <w:ind w:left="200"/>
+      </w:pPr>
+      <w:r>
+        <w:rPr>
+          <w:rFonts w:ascii="Consolas" w:cs="Consolas" w:eastAsia="Consolas" w:hAnsi="Consolas"/>
+          <w:sz w:val="18"/>
+          <w:szCs w:val="18"/>
+        </w:rPr>
+        <w:t xml:space="preserve"> </w:t>
+      </w:r>
+    </w:p>
+    <w:p>
+      <w:pPr>
+        <w:shd w:fill="F2F2F2" w:color="auto" w:val="clear"/>
+        <w:spacing w:after="0" w:before="0" w:line="240"/>
+        <w:ind w:left="200"/>
+      </w:pPr>
+      <w:r>
+        <w:rPr>
+          <w:rFonts w:ascii="Consolas" w:cs="Consolas" w:eastAsia="Consolas" w:hAnsi="Consolas"/>
+          <w:sz w:val="18"/>
+          <w:szCs w:val="18"/>
+        </w:rPr>
+        <w:t xml:space="preserve">for days_ago, sessions, bpm in fake_days:</w:t>
+      </w:r>
+    </w:p>
+    <w:p>
+      <w:pPr>
+        <w:shd w:fill="F2F2F2" w:color="auto" w:val="clear"/>
+        <w:spacing w:after="0" w:before="0" w:line="240"/>
+        <w:ind w:left="200"/>
+      </w:pPr>
+      <w:r>
+        <w:rPr>
+          <w:rFonts w:ascii="Consolas" w:cs="Consolas" w:eastAsia="Consolas" w:hAnsi="Consolas"/>
+          <w:sz w:val="18"/>
+          <w:szCs w:val="18"/>
+        </w:rPr>
+        <w:t xml:space="preserve">    when = f"-{days_ago} days"</w:t>
+      </w:r>
+    </w:p>
+    <w:p>
+      <w:pPr>
+        <w:shd w:fill="F2F2F2" w:color="auto" w:val="clear"/>
+        <w:spacing w:after="0" w:before="0" w:line="240"/>
+        <w:ind w:left="200"/>
+      </w:pPr>
+      <w:r>
+        <w:rPr>
+          <w:rFonts w:ascii="Consolas" w:cs="Consolas" w:eastAsia="Consolas" w:hAnsi="Consolas"/>
+          <w:sz w:val="18"/>
+          <w:szCs w:val="18"/>
+        </w:rPr>
+        <w:t xml:space="preserve">    for minutes in sessions:</w:t>
+      </w:r>
+    </w:p>
+    <w:p>
+      <w:pPr>
+        <w:shd w:fill="F2F2F2" w:color="auto" w:val="clear"/>
+        <w:spacing w:after="0" w:before="0" w:line="240"/>
+        <w:ind w:left="200"/>
+      </w:pPr>
+      <w:r>
+        <w:rPr>
+          <w:rFonts w:ascii="Consolas" w:cs="Consolas" w:eastAsia="Consolas" w:hAnsi="Consolas"/>
+          <w:sz w:val="18"/>
+          <w:szCs w:val="18"/>
+        </w:rPr>
+        <w:t xml:space="preserve">        db.execute("INSERT INTO sessions VALUES (datetime('now', 'localtime', ?), ?)", (when, minutes))</w:t>
+      </w:r>
+    </w:p>
+    <w:p>
+      <w:pPr>
+        <w:shd w:fill="F2F2F2" w:color="auto" w:val="clear"/>
+        <w:spacing w:after="0" w:before="0" w:line="240"/>
+        <w:ind w:left="200"/>
+      </w:pPr>
+      <w:r>
+        <w:rPr>
+          <w:rFonts w:ascii="Consolas" w:cs="Consolas" w:eastAsia="Consolas" w:hAnsi="Consolas"/>
+          <w:sz w:val="18"/>
+          <w:szCs w:val="18"/>
+        </w:rPr>
+        <w:t xml:space="preserve">    db.execute("INSERT INTO heart VALUES (datetime('now', 'localtime', ?), ?)", (when, bpm))</w:t>
+      </w:r>
+    </w:p>
+    <w:p>
+      <w:pPr>
+        <w:shd w:fill="F2F2F2" w:color="auto" w:val="clear"/>
+        <w:spacing w:after="0" w:before="0" w:line="240"/>
+        <w:ind w:left="200"/>
+      </w:pPr>
+      <w:r>
+        <w:rPr>
+          <w:rFonts w:ascii="Consolas" w:cs="Consolas" w:eastAsia="Consolas" w:hAnsi="Consolas"/>
+          <w:sz w:val="18"/>
+          <w:szCs w:val="18"/>
+        </w:rPr>
+        <w:t xml:space="preserve"> </w:t>
+      </w:r>
+    </w:p>
+    <w:p>
+      <w:pPr>
+        <w:shd w:fill="F2F2F2" w:color="auto" w:val="clear"/>
+        <w:spacing w:after="0" w:before="0" w:line="240"/>
+        <w:ind w:left="200"/>
+      </w:pPr>
+      <w:r>
+        <w:rPr>
+          <w:rFonts w:ascii="Consolas" w:cs="Consolas" w:eastAsia="Consolas" w:hAnsi="Consolas"/>
+          <w:sz w:val="18"/>
+          <w:szCs w:val="18"/>
+        </w:rPr>
+        <w:t xml:space="preserve">db.commit()</w:t>
+      </w:r>
+    </w:p>
+    <w:p>
+      <w:pPr>
+        <w:shd w:fill="F2F2F2" w:color="auto" w:val="clear"/>
+        <w:spacing w:after="160" w:before="0" w:line="240"/>
+        <w:ind w:left="200"/>
+      </w:pPr>
+      <w:r>
+        <w:rPr>
+          <w:rFonts w:ascii="Consolas" w:cs="Consolas" w:eastAsia="Consolas" w:hAnsi="Consolas"/>
+          <w:sz w:val="18"/>
+          <w:szCs w:val="18"/>
+        </w:rPr>
+        <w:t xml:space="preserve">print("Fake history for 4 days added")</w:t>
+      </w:r>
+    </w:p>
+    <w:p>
+      <w:pPr>
+        <w:spacing w:after="140" w:line="276"/>
+      </w:pPr>
+      <w:r>
+        <w:t xml:space="preserve">Stop history.py if it is running (Ctrl+C), then:</w:t>
+      </w:r>
+    </w:p>
+    <w:p>
+      <w:pPr>
+        <w:shd w:fill="F2F2F2" w:color="auto" w:val="clear"/>
+        <w:spacing w:after="0" w:before="60" w:line="240"/>
+        <w:ind w:left="200"/>
+      </w:pPr>
+      <w:r>
+        <w:rPr>
+          <w:rFonts w:ascii="Consolas" w:cs="Consolas" w:eastAsia="Consolas" w:hAnsi="Consolas"/>
+          <w:sz w:val="18"/>
+          <w:szCs w:val="18"/>
+        </w:rPr>
+        <w:t xml:space="preserve">venv/bin/python seed.py</w:t>
+      </w:r>
+    </w:p>
+    <w:p>
+      <w:pPr>
+        <w:shd w:fill="F2F2F2" w:color="auto" w:val="clear"/>
+        <w:spacing w:after="160" w:before="0" w:line="240"/>
+        <w:ind w:left="200"/>
+      </w:pPr>
+      <w:r>
+        <w:rPr>
+          <w:rFonts w:ascii="Consolas" w:cs="Consolas" w:eastAsia="Consolas" w:hAnsi="Consolas"/>
+          <w:sz w:val="18"/>
+          <w:szCs w:val="18"/>
+        </w:rPr>
+        <w:t xml:space="preserve">venv/bin/python history.py</w:t>
+      </w:r>
+    </w:p>
+    <w:p>
+      <w:pPr>
+        <w:spacing w:after="140" w:line="276"/>
+      </w:pPr>
+      <w:r>
+        <w:t xml:space="preserve">Open </w:t>
+      </w:r>
+      <w:r>
+        <w:rPr>
+          <w:rFonts w:ascii="Consolas" w:cs="Consolas" w:eastAsia="Consolas" w:hAnsi="Consolas"/>
+          <w:color w:val="8A1C1C"/>
+          <w:sz w:val="20"/>
+          <w:szCs w:val="20"/>
+        </w:rPr>
+        <w:t xml:space="preserve">http://sdg-pi.local:5000/normal</w:t>
+      </w:r>
+      <w:r>
+        <w:t xml:space="preserve"> in your browser. With the fake days you should see:</w:t>
+      </w:r>
+    </w:p>
+    <w:p>
+      <w:pPr>
+        <w:shd w:fill="F2F2F2" w:color="auto" w:val="clear"/>
+        <w:spacing w:after="160" w:before="60" w:line="240"/>
+        <w:ind w:left="200"/>
+      </w:pPr>
+      <w:r>
+        <w:rPr>
+          <w:rFonts w:ascii="Consolas" w:cs="Consolas" w:eastAsia="Consolas" w:hAnsi="Consolas"/>
+          <w:sz w:val="18"/>
+          <w:szCs w:val="18"/>
+        </w:rPr>
+        <w:t xml:space="preserve">{"bpm": 84, "days": 4, "learning": false, "sit_minutes": 47}</w:t>
+      </w:r>
+    </w:p>
+    <w:p>
+      <w:pPr>
+        <w:spacing w:after="140" w:line="276"/>
+      </w:pPr>
+      <w:r>
+        <w:rPr>
+          <w:b/>
+          <w:bCs/>
+        </w:rPr>
+        <w:t xml:space="preserve">Where do 47 and 84 come from?</w:t>
+      </w:r>
+      <w:r>
+        <w:t xml:space="preserve"> The 10 fake sessions add up to 407 minutes, so the average is 40.7, and 40.7 × 1.15 = 46.8, rounded to </w:t>
+      </w:r>
+      <w:r>
+        <w:rPr>
+          <w:b/>
+          <w:bCs/>
+        </w:rPr>
+        <w:t xml:space="preserve">47</w:t>
+      </w:r>
+      <w:r>
+        <w:t xml:space="preserve">. The 4 heart values average 72.75, and 72.75 × 1.15 = 83.7, rounded to </w:t>
+      </w:r>
+      <w:r>
+        <w:rPr>
+          <w:b/>
+          <w:bCs/>
+        </w:rPr>
+        <w:t xml:space="preserve">84</w:t>
+      </w:r>
+      <w:r>
+        <w:t xml:space="preserve">.</w:t>
+      </w:r>
+    </w:p>
+    <w:p>
+      <w:pPr>
+        <w:spacing w:after="140" w:line="276"/>
+      </w:pPr>
+      <w:r>
+        <w:t xml:space="preserve">Now pretend the user has been sitting for 48 minutes with a heart rate of 90. In a second window, listen to the alerts and then send the fake reading:</w:t>
+      </w:r>
+    </w:p>
+    <w:p>
+      <w:pPr>
+        <w:shd w:fill="F2F2F2" w:color="auto" w:val="clear"/>
+        <w:spacing w:after="0" w:before="60" w:line="240"/>
+        <w:ind w:left="200"/>
+      </w:pPr>
+      <w:r>
+        <w:rPr>
+          <w:rFonts w:ascii="Consolas" w:cs="Consolas" w:eastAsia="Consolas" w:hAnsi="Consolas"/>
+          <w:sz w:val="18"/>
+          <w:szCs w:val="18"/>
+        </w:rPr>
+        <w:t xml:space="preserve"># window 2: listen</w:t>
+      </w:r>
+    </w:p>
+    <w:p>
+      <w:pPr>
+        <w:shd w:fill="F2F2F2" w:color="auto" w:val="clear"/>
+        <w:spacing w:after="0" w:before="0" w:line="240"/>
+        <w:ind w:left="200"/>
+      </w:pPr>
+      <w:r>
+        <w:rPr>
+          <w:rFonts w:ascii="Consolas" w:cs="Consolas" w:eastAsia="Consolas" w:hAnsi="Consolas"/>
+          <w:sz w:val="18"/>
+          <w:szCs w:val="18"/>
+        </w:rPr>
+        <w:t xml:space="preserve">mosquitto_sub -h localhost -t sdg/alerts -v</w:t>
+      </w:r>
+    </w:p>
+    <w:p>
+      <w:pPr>
+        <w:shd w:fill="F2F2F2" w:color="auto" w:val="clear"/>
+        <w:spacing w:after="0" w:before="0" w:line="240"/>
+        <w:ind w:left="200"/>
+      </w:pPr>
+      <w:r>
+        <w:rPr>
+          <w:rFonts w:ascii="Consolas" w:cs="Consolas" w:eastAsia="Consolas" w:hAnsi="Consolas"/>
+          <w:sz w:val="18"/>
+          <w:szCs w:val="18"/>
+        </w:rPr>
+        <w:t xml:space="preserve"># window 3: send a fake reading</w:t>
+      </w:r>
+    </w:p>
+    <w:p>
+      <w:pPr>
+        <w:shd w:fill="F2F2F2" w:color="auto" w:val="clear"/>
+        <w:spacing w:after="160" w:before="0" w:line="240"/>
+        <w:ind w:left="200"/>
+      </w:pPr>
+      <w:r>
+        <w:rPr>
+          <w:rFonts w:ascii="Consolas" w:cs="Consolas" w:eastAsia="Consolas" w:hAnsi="Consolas"/>
+          <w:sz w:val="18"/>
+          <w:szCs w:val="18"/>
+        </w:rPr>
+        <w:t xml:space="preserve">mosquitto_pub -h localhost -t sdg/readings -m '{"distance": 60, "light": 500, "sitting": true, "sit_minutes": 48, "bpm": 90}'</w:t>
+      </w:r>
+    </w:p>
+    <w:p>
+      <w:pPr>
+        <w:spacing w:after="140" w:line="276"/>
+      </w:pPr>
+      <w:r>
+        <w:rPr>
+          <w:b/>
+          <w:bCs/>
+        </w:rPr>
+        <w:t xml:space="preserve">Result:</w:t>
+      </w:r>
+      <w:r>
+        <w:t xml:space="preserve"> two alerts arrive straight away:</w:t>
+      </w:r>
+    </w:p>
+    <w:p>
+      <w:pPr>
+        <w:shd w:fill="F2F2F2" w:color="auto" w:val="clear"/>
+        <w:spacing w:after="0" w:before="60" w:line="240"/>
+        <w:ind w:left="200"/>
+      </w:pPr>
+      <w:r>
+        <w:rPr>
+          <w:rFonts w:ascii="Consolas" w:cs="Consolas" w:eastAsia="Consolas" w:hAnsi="Consolas"/>
+          <w:sz w:val="18"/>
+          <w:szCs w:val="18"/>
+        </w:rPr>
+        <w:t xml:space="preserve">sdg/alerts {"type": "sitting", "msg": "You have been sitting for 48 min. Your normal is 47 min. Time for a break!"}</w:t>
+      </w:r>
+    </w:p>
+    <w:p>
+      <w:pPr>
+        <w:shd w:fill="F2F2F2" w:color="auto" w:val="clear"/>
+        <w:spacing w:after="160" w:before="0" w:line="240"/>
+        <w:ind w:left="200"/>
+      </w:pPr>
+      <w:r>
+        <w:rPr>
+          <w:rFonts w:ascii="Consolas" w:cs="Consolas" w:eastAsia="Consolas" w:hAnsi="Consolas"/>
+          <w:sz w:val="18"/>
+          <w:szCs w:val="18"/>
+        </w:rPr>
+        <w:t xml:space="preserve">sdg/alerts {"type": "heart", "msg": "Your heart rate is 90 bpm. Your normal is up to 84 bpm."}</w:t>
+      </w:r>
+    </w:p>
+    <w:p>
+      <w:pPr>
+        <w:spacing w:after="140" w:line="276"/>
+      </w:pPr>
+      <w:r>
+        <w:t xml:space="preserve">Send the same fake reading again: nothing happens, because of the 5-minute rule.</w:t>
+      </w:r>
+    </w:p>
+    <w:p>
+      <w:pPr>
+        <w:pBdr>
+          <w:left w:val="single" w:color="0F4761" w:sz="18" w:space="8"/>
+        </w:pBdr>
+        <w:shd w:fill="E8F1FA" w:color="auto" w:val="clear"/>
+        <w:spacing w:after="160" w:before="80" w:line="276"/>
+        <w:ind w:left="200"/>
+      </w:pPr>
+      <w:r>
+        <w:rPr>
+          <w:b/>
+          <w:bCs/>
+        </w:rPr>
+        <w:t xml:space="preserve">Before real use,</w:t>
+      </w:r>
+      <w:r>
+        <w:t xml:space="preserve"> delete the fake data so the Pi learns from real sessions only: </w:t>
+      </w:r>
+      <w:r>
+        <w:rPr>
+          <w:rFonts w:ascii="Consolas" w:cs="Consolas" w:eastAsia="Consolas" w:hAnsi="Consolas"/>
+          <w:color w:val="8A1C1C"/>
+          <w:sz w:val="20"/>
+          <w:szCs w:val="20"/>
+        </w:rPr>
+        <w:t xml:space="preserve">rm sdg.db</w:t>
+      </w:r>
+      <w:r>
+        <w:t xml:space="preserve">, then restart history.py. It creates a new, empty database.</w:t>
+      </w:r>
+    </w:p>
+    <w:p>
+      <w:pPr>
+        <w:pStyle w:val="Heading1"/>
+      </w:pPr>
+      <w:r>
+        <w:t xml:space="preserve">9  Optional extras (only if there is time)</w:t>
+      </w:r>
+    </w:p>
+    <w:p>
+      <w:pPr>
+        <w:pStyle w:val="ListParagraph"/>
+        <w:numPr>
+          <w:ilvl w:val="0"/>
+          <w:numId w:val="3"/>
+        </w:numPr>
+        <w:spacing w:after="60" w:line="276"/>
+      </w:pPr>
+      <w:r>
+        <w:rPr>
+          <w:b/>
+          <w:bCs/>
+        </w:rPr>
+        <w:t xml:space="preserve">User accounts / login</w:t>
+      </w:r>
+      <w:r>
+        <w:t xml:space="preserve">: a </w:t>
+      </w:r>
+      <w:r>
+        <w:rPr>
+          <w:rFonts w:ascii="Consolas" w:cs="Consolas" w:eastAsia="Consolas" w:hAnsi="Consolas"/>
+          <w:color w:val="8A1C1C"/>
+          <w:sz w:val="20"/>
+          <w:szCs w:val="20"/>
+        </w:rPr>
+        <w:t xml:space="preserve">users</w:t>
+      </w:r>
+      <w:r>
+        <w:t xml:space="preserve"> table and a login page, so the history belongs to a specific person. Ask Mehdi before starting.</w:t>
+      </w:r>
+    </w:p>
+    <w:p>
+      <w:pPr>
+        <w:pStyle w:val="ListParagraph"/>
+        <w:numPr>
+          <w:ilvl w:val="0"/>
+          <w:numId w:val="3"/>
+        </w:numPr>
+        <w:spacing w:after="60" w:line="276"/>
+      </w:pPr>
+      <w:r>
+        <w:rPr>
+          <w:b/>
+          <w:bCs/>
+        </w:rPr>
+        <w:t xml:space="preserve">RFID login</w:t>
+      </w:r>
+      <w:r>
+        <w:t xml:space="preserve"> (that was an idea from Ari): the user taps a card to identify themselves, instead of typing a username and password.</w:t>
+      </w:r>
+    </w:p>
+    <w:p>
+      <w:pPr>
+        <w:pStyle w:val="ListParagraph"/>
+        <w:numPr>
+          <w:ilvl w:val="0"/>
+          <w:numId w:val="3"/>
+        </w:numPr>
+        <w:spacing w:after="60" w:line="276"/>
+      </w:pPr>
+      <w:r>
+        <w:rPr>
+          <w:b/>
+          <w:bCs/>
+        </w:rPr>
+        <w:t xml:space="preserve">A password on Mosquitto</w:t>
+      </w:r>
+      <w:r>
+        <w:t xml:space="preserve">, instead of </w:t>
+      </w:r>
+      <w:r>
+        <w:rPr>
+          <w:rFonts w:ascii="Consolas" w:cs="Consolas" w:eastAsia="Consolas" w:hAnsi="Consolas"/>
+          <w:color w:val="8A1C1C"/>
+          <w:sz w:val="20"/>
+          <w:szCs w:val="20"/>
+        </w:rPr>
+        <w:t xml:space="preserve">allow_anonymous true</w:t>
+      </w:r>
+      <w:r>
+        <w:t xml:space="preserve">.</w:t>
+      </w:r>
+    </w:p>
+    <w:p>
+      <w:pPr>
+        <w:pStyle w:val="ListParagraph"/>
+        <w:numPr>
+          <w:ilvl w:val="0"/>
+          <w:numId w:val="3"/>
+        </w:numPr>
+        <w:spacing w:after="60" w:line="276"/>
+      </w:pPr>
+      <w:r>
+        <w:rPr>
+          <w:b/>
+          <w:bCs/>
+        </w:rPr>
         <w:t xml:space="preserve">A Pi WiFi hotspot</w:t>
       </w:r>
       <w:r>
@@ -3828,7 +6474,7 @@
         <w:pStyle w:val="Heading1"/>
       </w:pPr>
       <w:r>
-        <w:t xml:space="preserve">9  Checklist</w:t>
+        <w:t xml:space="preserve">10  Checklist</w:t>
       </w:r>
     </w:p>
     <w:tbl>
@@ -4064,6 +6710,51 @@
           <w:p>
             <w:r>
               <w:t xml:space="preserve">history.py saves a session and /history shows it</w:t>
+            </w:r>
+          </w:p>
+        </w:tc>
+        <w:tc>
+          <w:tcPr>
+            <w:tcW w:type="dxa" w:w="2000"/>
+            <w:tcBorders>
+              <w:top w:val="single" w:color="999999" w:sz="4"/>
+              <w:left w:val="single" w:color="999999" w:sz="4"/>
+              <w:bottom w:val="single" w:color="999999" w:sz="4"/>
+              <w:right w:val="single" w:color="999999" w:sz="4"/>
+            </w:tcBorders>
+            <w:tcMar>
+              <w:top w:type="dxa" w:w="40"/>
+              <w:left w:type="dxa" w:w="100"/>
+              <w:bottom w:type="dxa" w:w="40"/>
+              <w:right w:type="dxa" w:w="100"/>
+            </w:tcMar>
+          </w:tcPr>
+          <w:p/>
+        </w:tc>
+      </w:tr>
+      <w:tr>
+        <w:trPr>
+          <w:tblHeader w:val="false"/>
+        </w:trPr>
+        <w:tc>
+          <w:tcPr>
+            <w:tcW w:type="dxa" w:w="7640"/>
+            <w:tcBorders>
+              <w:top w:val="single" w:color="999999" w:sz="4"/>
+              <w:left w:val="single" w:color="999999" w:sz="4"/>
+              <w:bottom w:val="single" w:color="999999" w:sz="4"/>
+              <w:right w:val="single" w:color="999999" w:sz="4"/>
+            </w:tcBorders>
+            <w:tcMar>
+              <w:top w:type="dxa" w:w="40"/>
+              <w:left w:type="dxa" w:w="100"/>
+              <w:bottom w:type="dxa" w:w="40"/>
+              <w:right w:type="dxa" w:w="100"/>
+            </w:tcMar>
+          </w:tcPr>
+          <w:p>
+            <w:r>
+              <w:t xml:space="preserve">/normal shows 47 and 84 with the demo data, and the fake reading sends 2 alerts</w:t>
             </w:r>
           </w:p>
         </w:tc>
